--- a/apps/api/templates/example.docx
+++ b/apps/api/templates/example.docx
@@ -4285,44 +4285,7 @@
     </w:p>
     <w:p>
       <w:pPr>
-        <w:jc w:val="center"/>
-        <w:rPr>
-          <w:rFonts w:cs="David" w:hint="cs"/>
-          <w:sz w:val="28"/>
-          <w:szCs w:val="28"/>
-          <w:rtl/>
-        </w:rPr>
-      </w:pPr>
-      <w:r>
-        <w:rPr>
-          <w:rFonts w:cs="David" w:hint="cs"/>
-          <w:sz w:val="28"/>
-          <w:szCs w:val="28"/>
-          <w:rtl/>
-        </w:rPr>
-        <w:t>הנני</w:t>
-      </w:r>
-      <w:r>
-        <w:rPr>
-          <w:rFonts w:cs="David" w:hint="cs"/>
-          <w:sz w:val="28"/>
-          <w:szCs w:val="28"/>
-          <w:rtl/>
-        </w:rPr>
-        <w:t xml:space="preserve"> </w:t>
-      </w:r>
-      <w:r>
-        <w:rPr>
-          <w:rFonts w:cs="David" w:hint="cs"/>
-          <w:sz w:val="28"/>
-          <w:szCs w:val="28"/>
-          <w:rtl/>
-        </w:rPr>
-        <w:t>מאשר את ההצעה על כל סעיפיה.</w:t>
-      </w:r>
-    </w:p>
-    <w:p>
-      <w:pPr>
+        <w:ind w:left="720"/>
         <w:jc w:val="both"/>
         <w:rPr>
           <w:rFonts w:cs="David" w:hint="cs"/>
@@ -4333,202 +4296,20 @@
         </w:rPr>
       </w:pPr>
     </w:p>
-    <w:tbl>
-      <w:tblPr>
-        <w:bidiVisual/>
-        <w:tblW w:w="0" w:type="auto"/>
-        <w:tblInd w:w="360" w:type="dxa"/>
-        <w:tblBorders>
-          <w:top w:val="single" w:sz="4" w:space="0" w:color="auto"/>
-          <w:left w:val="single" w:sz="4" w:space="0" w:color="auto"/>
-          <w:bottom w:val="single" w:sz="4" w:space="0" w:color="auto"/>
-          <w:right w:val="single" w:sz="4" w:space="0" w:color="auto"/>
-          <w:insideH w:val="single" w:sz="4" w:space="0" w:color="auto"/>
-          <w:insideV w:val="single" w:sz="4" w:space="0" w:color="auto"/>
-        </w:tblBorders>
-        <w:tblLook w:val="04A0" w:firstRow="1" w:lastRow="0" w:firstColumn="1" w:lastColumn="0" w:noHBand="0" w:noVBand="1"/>
-      </w:tblPr>
-      <w:tblGrid>
-        <w:gridCol w:w="3366"/>
-        <w:gridCol w:w="3366"/>
-        <w:gridCol w:w="3364"/>
-      </w:tblGrid>
-      <w:tr>
-        <w:tc>
-          <w:tcPr>
-            <w:tcW w:w="3560" w:type="dxa"/>
-            <w:vAlign w:val="center"/>
-          </w:tcPr>
-          <w:p>
-            <w:pPr>
-              <w:jc w:val="center"/>
-              <w:rPr>
-                <w:rFonts w:cs="David" w:hint="cs"/>
-                <w:b/>
-                <w:bCs/>
-                <w:sz w:val="40"/>
-                <w:szCs w:val="40"/>
-                <w:rtl/>
-              </w:rPr>
-            </w:pPr>
-            <w:r>
-              <w:rPr>
-                <w:rFonts w:cs="David" w:hint="cs"/>
-                <w:b/>
-                <w:bCs/>
-                <w:sz w:val="40"/>
-                <w:szCs w:val="40"/>
-                <w:rtl/>
-              </w:rPr>
-              <w:t>שם מלא של מאשר ההצעה</w:t>
-            </w:r>
-          </w:p>
-        </w:tc>
-        <w:tc>
-          <w:tcPr>
-            <w:tcW w:w="3561" w:type="dxa"/>
-            <w:vAlign w:val="center"/>
-          </w:tcPr>
-          <w:p>
-            <w:pPr>
-              <w:jc w:val="center"/>
-              <w:rPr>
-                <w:rFonts w:cs="David" w:hint="cs"/>
-                <w:b/>
-                <w:bCs/>
-                <w:sz w:val="40"/>
-                <w:szCs w:val="40"/>
-                <w:rtl/>
-              </w:rPr>
-            </w:pPr>
-            <w:r>
-              <w:rPr>
-                <w:rFonts w:cs="David" w:hint="cs"/>
-                <w:b/>
-                <w:bCs/>
-                <w:sz w:val="40"/>
-                <w:szCs w:val="40"/>
-                <w:rtl/>
-              </w:rPr>
-              <w:t>חתימה</w:t>
-            </w:r>
-          </w:p>
-        </w:tc>
-        <w:tc>
-          <w:tcPr>
-            <w:tcW w:w="3561" w:type="dxa"/>
-            <w:vAlign w:val="center"/>
-          </w:tcPr>
-          <w:p>
-            <w:pPr>
-              <w:jc w:val="center"/>
-              <w:rPr>
-                <w:rFonts w:cs="David" w:hint="cs"/>
-                <w:b/>
-                <w:bCs/>
-                <w:sz w:val="40"/>
-                <w:szCs w:val="40"/>
-                <w:rtl/>
-              </w:rPr>
-            </w:pPr>
-            <w:r>
-              <w:rPr>
-                <w:rFonts w:cs="David" w:hint="cs"/>
-                <w:b/>
-                <w:bCs/>
-                <w:sz w:val="40"/>
-                <w:szCs w:val="40"/>
-                <w:rtl/>
-              </w:rPr>
-              <w:t>חותמת</w:t>
-            </w:r>
-          </w:p>
-        </w:tc>
-      </w:tr>
-      <w:tr>
-        <w:trPr>
-          <w:trHeight w:val="907"/>
-        </w:trPr>
-        <w:tc>
-          <w:tcPr>
-            <w:tcW w:w="3560" w:type="dxa"/>
-          </w:tcPr>
-          <w:p>
-            <w:pPr>
-              <w:jc w:val="both"/>
-              <w:rPr>
-                <w:rFonts w:cs="David" w:hint="cs"/>
-                <w:b/>
-                <w:bCs/>
-                <w:u w:val="single"/>
-                <w:rtl/>
-              </w:rPr>
-            </w:pPr>
-          </w:p>
-        </w:tc>
-        <w:tc>
-          <w:tcPr>
-            <w:tcW w:w="3561" w:type="dxa"/>
-          </w:tcPr>
-          <w:p>
-            <w:pPr>
-              <w:jc w:val="both"/>
-              <w:rPr>
-                <w:rFonts w:cs="David" w:hint="cs"/>
-                <w:b/>
-                <w:bCs/>
-                <w:u w:val="single"/>
-                <w:rtl/>
-              </w:rPr>
-            </w:pPr>
-          </w:p>
-        </w:tc>
-        <w:tc>
-          <w:tcPr>
-            <w:tcW w:w="3561" w:type="dxa"/>
-          </w:tcPr>
-          <w:p>
-            <w:pPr>
-              <w:jc w:val="both"/>
-              <w:rPr>
-                <w:rFonts w:cs="David" w:hint="cs"/>
-                <w:b/>
-                <w:bCs/>
-                <w:u w:val="single"/>
-                <w:rtl/>
-              </w:rPr>
-            </w:pPr>
-          </w:p>
-        </w:tc>
-      </w:tr>
-    </w:tbl>
     <w:p>
       <w:pPr>
         <w:ind w:left="720"/>
         <w:jc w:val="both"/>
         <w:rPr>
+          <w:rFonts w:ascii="Arial" w:hAnsi="Arial" w:cs="Arial"/>
+          <w:sz w:val="28"/>
+          <w:szCs w:val="28"/>
+          <w:rtl/>
+        </w:rPr>
+      </w:pPr>
+      <w:r>
+        <w:rPr>
           <w:rFonts w:cs="David" w:hint="cs"/>
-          <w:b/>
-          <w:bCs/>
-          <w:u w:val="single"/>
-          <w:rtl/>
-        </w:rPr>
-      </w:pPr>
-    </w:p>
-    <w:p>
-      <w:pPr>
-        <w:ind w:left="720"/>
-        <w:jc w:val="both"/>
-        <w:rPr>
-          <w:rFonts w:ascii="Arial" w:hAnsi="Arial" w:cs="Arial"/>
-          <w:sz w:val="28"/>
-          <w:szCs w:val="28"/>
-          <w:rtl/>
-        </w:rPr>
-      </w:pPr>
-      <w:r>
-        <w:rPr>
-          <w:rFonts w:cs="David" w:hint="cs"/>
           <w:sz w:val="28"/>
           <w:szCs w:val="28"/>
           <w:rtl/>
@@ -4539,1847 +4320,15 @@
     <w:p>
       <w:pPr>
         <w:jc w:val="center"/>
-        <w:rPr>
-          <w:rFonts w:cs="David"/>
-          <w:b/>
-          <w:bCs/>
-          <w:sz w:val="28"/>
-          <w:szCs w:val="28"/>
-          <w:u w:val="single"/>
-          <w:rtl/>
-        </w:rPr>
-      </w:pPr>
-      <w:r>
-        <w:rPr>
-          <w:rFonts w:ascii="Arial" w:hAnsi="Arial" w:cs="Arial"/>
-          <w:sz w:val="28"/>
-          <w:szCs w:val="28"/>
-          <w:rtl/>
-        </w:rPr>
-        <w:br w:type="page"/>
-      </w:r>
-      <w:r>
-        <w:rPr>
-          <w:rFonts w:cs="David" w:hint="cs"/>
-          <w:b/>
-          <w:bCs/>
-          <w:sz w:val="28"/>
-          <w:szCs w:val="28"/>
-          <w:u w:val="single"/>
-          <w:rtl/>
-        </w:rPr>
-        <w:lastRenderedPageBreak/>
-        <w:t xml:space="preserve">נספח א ': תעודת הסמכה של הרשות להסמכת מעבדות </w:t>
-      </w:r>
-    </w:p>
-    <w:p>
-      <w:pPr>
-        <w:jc w:val="center"/>
-        <w:rPr>
-          <w:rFonts w:cs="David"/>
-          <w:b/>
-          <w:bCs/>
-          <w:sz w:val="28"/>
-          <w:szCs w:val="28"/>
-          <w:u w:val="single"/>
-          <w:rtl/>
-        </w:rPr>
-      </w:pPr>
-    </w:p>
-    <w:p>
-      <w:pPr>
-        <w:jc w:val="center"/>
-        <w:rPr>
-          <w:rFonts w:cs="David"/>
-          <w:b/>
-          <w:bCs/>
-          <w:sz w:val="28"/>
-          <w:szCs w:val="28"/>
-          <w:u w:val="single"/>
-          <w:rtl/>
-        </w:rPr>
-      </w:pPr>
-    </w:p>
-    <w:p>
-      <w:pPr>
-        <w:jc w:val="center"/>
-        <w:rPr>
-          <w:rFonts w:cs="David" w:hint="cs"/>
-          <w:b/>
-          <w:bCs/>
-          <w:sz w:val="28"/>
-          <w:szCs w:val="28"/>
-          <w:u w:val="single"/>
-          <w:rtl/>
-        </w:rPr>
-      </w:pPr>
-      <w:r>
-        <w:rPr>
-          <w:noProof/>
-        </w:rPr>
-        <w:drawing>
-          <wp:inline distT="0" distB="0" distL="0" distR="0" wp14:anchorId="0E624DD4" wp14:editId="4CB5AF7B">
-            <wp:extent cx="5462270" cy="3824605"/>
-            <wp:effectExtent l="0" t="0" r="0" b="0"/>
-            <wp:docPr id="4" name="תמונה 1"/>
-            <wp:cNvGraphicFramePr>
-              <a:graphicFrameLocks xmlns:a="http://schemas.openxmlformats.org/drawingml/2006/main" noChangeAspect="1"/>
-            </wp:cNvGraphicFramePr>
-            <a:graphic xmlns:a="http://schemas.openxmlformats.org/drawingml/2006/main">
-              <a:graphicData uri="http://schemas.openxmlformats.org/drawingml/2006/picture">
-                <pic:pic xmlns:pic="http://schemas.openxmlformats.org/drawingml/2006/picture">
-                  <pic:nvPicPr>
-                    <pic:cNvPr id="0" name="תמונה 1"/>
-                    <pic:cNvPicPr>
-                      <a:picLocks noChangeAspect="1" noChangeArrowheads="1"/>
-                    </pic:cNvPicPr>
-                  </pic:nvPicPr>
-                  <pic:blipFill>
-                    <a:blip r:embed="rId10">
-                      <a:extLst>
-                        <a:ext uri="{28A0092B-C50C-407E-A947-70E740481C1C}">
-                          <a14:useLocalDpi xmlns:a14="http://schemas.microsoft.com/office/drawing/2010/main" val="0"/>
-                        </a:ext>
-                      </a:extLst>
-                    </a:blip>
-                    <a:srcRect/>
-                    <a:stretch>
-                      <a:fillRect/>
-                    </a:stretch>
-                  </pic:blipFill>
-                  <pic:spPr bwMode="auto">
-                    <a:xfrm>
-                      <a:off x="0" y="0"/>
-                      <a:ext cx="5462270" cy="3824605"/>
-                    </a:xfrm>
-                    <a:prstGeom prst="rect">
-                      <a:avLst/>
-                    </a:prstGeom>
-                    <a:noFill/>
-                    <a:ln>
-                      <a:noFill/>
-                    </a:ln>
-                  </pic:spPr>
-                </pic:pic>
-              </a:graphicData>
-            </a:graphic>
-          </wp:inline>
-        </w:drawing>
-      </w:r>
-    </w:p>
-    <w:p>
-      <w:pPr>
-        <w:jc w:val="center"/>
-        <w:rPr>
-          <w:rFonts w:cs="David"/>
-          <w:b/>
-          <w:bCs/>
-          <w:sz w:val="28"/>
-          <w:szCs w:val="28"/>
-          <w:u w:val="single"/>
-          <w:rtl/>
-        </w:rPr>
-      </w:pPr>
-      <w:r>
-        <w:rPr>
-          <w:noProof/>
-        </w:rPr>
-        <w:drawing>
-          <wp:inline distT="0" distB="0" distL="0" distR="0" wp14:anchorId="4F8823D8" wp14:editId="4195BF4D">
-            <wp:extent cx="5478145" cy="3848735"/>
-            <wp:effectExtent l="0" t="0" r="0" b="0"/>
-            <wp:docPr id="5" name="תמונה 1"/>
-            <wp:cNvGraphicFramePr>
-              <a:graphicFrameLocks xmlns:a="http://schemas.openxmlformats.org/drawingml/2006/main" noChangeAspect="1"/>
-            </wp:cNvGraphicFramePr>
-            <a:graphic xmlns:a="http://schemas.openxmlformats.org/drawingml/2006/main">
-              <a:graphicData uri="http://schemas.openxmlformats.org/drawingml/2006/picture">
-                <pic:pic xmlns:pic="http://schemas.openxmlformats.org/drawingml/2006/picture">
-                  <pic:nvPicPr>
-                    <pic:cNvPr id="0" name="תמונה 1"/>
-                    <pic:cNvPicPr>
-                      <a:picLocks noChangeAspect="1" noChangeArrowheads="1"/>
-                    </pic:cNvPicPr>
-                  </pic:nvPicPr>
-                  <pic:blipFill>
-                    <a:blip r:embed="rId11">
-                      <a:extLst>
-                        <a:ext uri="{28A0092B-C50C-407E-A947-70E740481C1C}">
-                          <a14:useLocalDpi xmlns:a14="http://schemas.microsoft.com/office/drawing/2010/main" val="0"/>
-                        </a:ext>
-                      </a:extLst>
-                    </a:blip>
-                    <a:srcRect/>
-                    <a:stretch>
-                      <a:fillRect/>
-                    </a:stretch>
-                  </pic:blipFill>
-                  <pic:spPr bwMode="auto">
-                    <a:xfrm>
-                      <a:off x="0" y="0"/>
-                      <a:ext cx="5478145" cy="3848735"/>
-                    </a:xfrm>
-                    <a:prstGeom prst="rect">
-                      <a:avLst/>
-                    </a:prstGeom>
-                    <a:noFill/>
-                    <a:ln>
-                      <a:noFill/>
-                    </a:ln>
-                  </pic:spPr>
-                </pic:pic>
-              </a:graphicData>
-            </a:graphic>
-          </wp:inline>
-        </w:drawing>
-      </w:r>
-    </w:p>
-    <w:p>
-      <w:pPr>
-        <w:jc w:val="center"/>
-        <w:rPr>
-          <w:rFonts w:cs="David"/>
-          <w:b/>
-          <w:bCs/>
-          <w:sz w:val="28"/>
-          <w:szCs w:val="28"/>
-          <w:u w:val="single"/>
-          <w:rtl/>
-        </w:rPr>
-      </w:pPr>
-    </w:p>
-    <w:p>
-      <w:pPr>
-        <w:rPr>
-          <w:rFonts w:cs="David"/>
-          <w:b/>
-          <w:bCs/>
-          <w:sz w:val="28"/>
-          <w:szCs w:val="28"/>
-          <w:u w:val="single"/>
-          <w:rtl/>
-        </w:rPr>
-      </w:pPr>
-    </w:p>
-    <w:p>
-      <w:pPr>
-        <w:jc w:val="center"/>
-        <w:rPr>
-          <w:rFonts w:cs="David"/>
-          <w:b/>
-          <w:bCs/>
-          <w:sz w:val="28"/>
-          <w:szCs w:val="28"/>
-          <w:u w:val="single"/>
-        </w:rPr>
-      </w:pPr>
-      <w:r>
-        <w:rPr>
-          <w:rFonts w:cs="David"/>
-          <w:b/>
-          <w:bCs/>
-          <w:sz w:val="28"/>
-          <w:szCs w:val="28"/>
-          <w:u w:val="single"/>
-          <w:rtl/>
-        </w:rPr>
-        <w:lastRenderedPageBreak/>
-        <w:t xml:space="preserve">נספח </w:t>
-      </w:r>
-      <w:r>
-        <w:rPr>
-          <w:rFonts w:cs="David" w:hint="cs"/>
-          <w:b/>
-          <w:bCs/>
-          <w:sz w:val="28"/>
-          <w:szCs w:val="28"/>
-          <w:u w:val="single"/>
-          <w:rtl/>
-        </w:rPr>
-        <w:t>ב</w:t>
-      </w:r>
-      <w:r>
-        <w:rPr>
-          <w:rFonts w:cs="David"/>
-          <w:b/>
-          <w:bCs/>
-          <w:sz w:val="28"/>
-          <w:szCs w:val="28"/>
-          <w:u w:val="single"/>
-          <w:rtl/>
-        </w:rPr>
-        <w:t xml:space="preserve">': תעודות </w:t>
-      </w:r>
-      <w:r>
-        <w:rPr>
-          <w:rFonts w:cs="David"/>
-          <w:b/>
-          <w:bCs/>
-          <w:sz w:val="28"/>
-          <w:szCs w:val="28"/>
-          <w:u w:val="single"/>
-        </w:rPr>
-        <w:t>ISO</w:t>
-      </w:r>
-    </w:p>
-    <w:p>
-      <w:pPr>
-        <w:jc w:val="center"/>
-        <w:rPr>
-          <w:rFonts w:cs="David"/>
-          <w:b/>
-          <w:bCs/>
-          <w:sz w:val="28"/>
-          <w:szCs w:val="28"/>
-          <w:u w:val="single"/>
-        </w:rPr>
-      </w:pPr>
-    </w:p>
-    <w:p>
-      <w:pPr>
-        <w:jc w:val="center"/>
-        <w:rPr>
-          <w:rFonts w:cs="David"/>
-          <w:b/>
-          <w:bCs/>
-          <w:sz w:val="28"/>
-          <w:szCs w:val="28"/>
-          <w:u w:val="single"/>
-        </w:rPr>
-      </w:pPr>
-    </w:p>
-    <w:p>
-      <w:pPr>
-        <w:jc w:val="center"/>
-        <w:rPr>
-          <w:rFonts w:cs="David"/>
-          <w:b/>
-          <w:bCs/>
-          <w:sz w:val="28"/>
-          <w:szCs w:val="28"/>
-          <w:u w:val="single"/>
-        </w:rPr>
-      </w:pPr>
-    </w:p>
-    <w:p>
-      <w:pPr>
-        <w:jc w:val="center"/>
-        <w:rPr>
-          <w:rFonts w:cs="David"/>
-          <w:b/>
-          <w:bCs/>
-          <w:sz w:val="28"/>
-          <w:szCs w:val="28"/>
-          <w:u w:val="single"/>
-        </w:rPr>
-      </w:pPr>
-    </w:p>
-    <w:p>
-      <w:pPr>
-        <w:jc w:val="center"/>
-        <w:rPr>
-          <w:rFonts w:cs="David"/>
-          <w:b/>
-          <w:bCs/>
-          <w:sz w:val="28"/>
-          <w:szCs w:val="28"/>
-          <w:u w:val="single"/>
-        </w:rPr>
-      </w:pPr>
-    </w:p>
-    <w:p>
-      <w:pPr>
-        <w:jc w:val="center"/>
-        <w:rPr>
-          <w:rFonts w:cs="David"/>
-          <w:b/>
-          <w:bCs/>
-          <w:sz w:val="28"/>
-          <w:szCs w:val="28"/>
-          <w:u w:val="single"/>
-        </w:rPr>
-      </w:pPr>
-    </w:p>
-    <w:p>
-      <w:pPr>
-        <w:jc w:val="center"/>
-        <w:rPr>
-          <w:rFonts w:cs="David"/>
-          <w:b/>
-          <w:bCs/>
-          <w:sz w:val="28"/>
-          <w:szCs w:val="28"/>
-          <w:u w:val="single"/>
-        </w:rPr>
-      </w:pPr>
-    </w:p>
-    <w:p>
-      <w:pPr>
-        <w:jc w:val="center"/>
-        <w:rPr>
-          <w:rFonts w:cs="David"/>
-          <w:b/>
-          <w:bCs/>
-          <w:sz w:val="28"/>
-          <w:szCs w:val="28"/>
-          <w:u w:val="single"/>
-        </w:rPr>
-      </w:pPr>
-    </w:p>
-    <w:p>
-      <w:pPr>
-        <w:jc w:val="center"/>
-        <w:rPr>
-          <w:rFonts w:cs="David"/>
-          <w:b/>
-          <w:bCs/>
-          <w:sz w:val="28"/>
-          <w:szCs w:val="28"/>
-          <w:u w:val="single"/>
-        </w:rPr>
-      </w:pPr>
-    </w:p>
-    <w:p>
-      <w:pPr>
-        <w:jc w:val="center"/>
-        <w:rPr>
-          <w:rFonts w:cs="David"/>
-          <w:b/>
-          <w:bCs/>
-          <w:sz w:val="28"/>
-          <w:szCs w:val="28"/>
-          <w:u w:val="single"/>
-        </w:rPr>
-      </w:pPr>
-    </w:p>
-    <w:p>
-      <w:pPr>
-        <w:jc w:val="center"/>
-        <w:rPr>
-          <w:rFonts w:cs="David"/>
-          <w:b/>
-          <w:bCs/>
-          <w:sz w:val="28"/>
-          <w:szCs w:val="28"/>
-          <w:u w:val="single"/>
-        </w:rPr>
-      </w:pPr>
-    </w:p>
-    <w:p>
-      <w:pPr>
-        <w:jc w:val="center"/>
-        <w:rPr>
-          <w:rFonts w:cs="David"/>
-          <w:b/>
-          <w:bCs/>
-          <w:sz w:val="28"/>
-          <w:szCs w:val="28"/>
-          <w:u w:val="single"/>
-        </w:rPr>
-      </w:pPr>
-    </w:p>
-    <w:p>
-      <w:pPr>
-        <w:jc w:val="center"/>
-        <w:rPr>
-          <w:rFonts w:cs="David"/>
-          <w:b/>
-          <w:bCs/>
-          <w:sz w:val="28"/>
-          <w:szCs w:val="28"/>
-          <w:u w:val="single"/>
-        </w:rPr>
-      </w:pPr>
-    </w:p>
-    <w:p>
-      <w:pPr>
-        <w:jc w:val="center"/>
-        <w:rPr>
-          <w:rFonts w:cs="David"/>
-          <w:b/>
-          <w:bCs/>
-          <w:sz w:val="28"/>
-          <w:szCs w:val="28"/>
-          <w:u w:val="single"/>
-        </w:rPr>
-      </w:pPr>
-    </w:p>
-    <w:p>
-      <w:pPr>
-        <w:jc w:val="center"/>
-        <w:rPr>
-          <w:rFonts w:cs="David"/>
-          <w:b/>
-          <w:bCs/>
-          <w:sz w:val="28"/>
-          <w:szCs w:val="28"/>
-          <w:u w:val="single"/>
-        </w:rPr>
-      </w:pPr>
-    </w:p>
-    <w:p>
-      <w:pPr>
-        <w:jc w:val="center"/>
-        <w:rPr>
-          <w:rFonts w:cs="David"/>
-          <w:b/>
-          <w:bCs/>
-          <w:sz w:val="28"/>
-          <w:szCs w:val="28"/>
-          <w:u w:val="single"/>
-        </w:rPr>
-      </w:pPr>
-    </w:p>
-    <w:p>
-      <w:pPr>
-        <w:jc w:val="center"/>
-        <w:rPr>
-          <w:rFonts w:cs="David"/>
-          <w:b/>
-          <w:bCs/>
-          <w:sz w:val="28"/>
-          <w:szCs w:val="28"/>
-          <w:u w:val="single"/>
-        </w:rPr>
-      </w:pPr>
-    </w:p>
-    <w:p>
-      <w:pPr>
-        <w:jc w:val="center"/>
-        <w:rPr>
-          <w:rFonts w:cs="David"/>
-          <w:b/>
-          <w:bCs/>
-          <w:sz w:val="28"/>
-          <w:szCs w:val="28"/>
-          <w:u w:val="single"/>
-        </w:rPr>
-      </w:pPr>
-    </w:p>
-    <w:p>
-      <w:pPr>
-        <w:jc w:val="center"/>
-        <w:rPr>
-          <w:rFonts w:cs="David"/>
-          <w:b/>
-          <w:bCs/>
-          <w:sz w:val="28"/>
-          <w:szCs w:val="28"/>
-          <w:u w:val="single"/>
-        </w:rPr>
-      </w:pPr>
-    </w:p>
-    <w:p>
-      <w:pPr>
-        <w:jc w:val="center"/>
-        <w:rPr>
-          <w:rFonts w:cs="David"/>
-          <w:b/>
-          <w:bCs/>
-          <w:sz w:val="28"/>
-          <w:szCs w:val="28"/>
-          <w:u w:val="single"/>
-        </w:rPr>
-      </w:pPr>
-    </w:p>
-    <w:p>
-      <w:pPr>
-        <w:jc w:val="center"/>
-        <w:rPr>
-          <w:rFonts w:cs="David"/>
-          <w:b/>
-          <w:bCs/>
-          <w:sz w:val="28"/>
-          <w:szCs w:val="28"/>
-          <w:u w:val="single"/>
-        </w:rPr>
-      </w:pPr>
-    </w:p>
-    <w:p>
-      <w:pPr>
-        <w:jc w:val="center"/>
-        <w:rPr>
-          <w:rFonts w:cs="David"/>
-          <w:b/>
-          <w:bCs/>
-          <w:sz w:val="28"/>
-          <w:szCs w:val="28"/>
-          <w:u w:val="single"/>
-        </w:rPr>
-      </w:pPr>
-    </w:p>
-    <w:p>
-      <w:pPr>
-        <w:jc w:val="center"/>
-        <w:rPr>
-          <w:rFonts w:cs="David"/>
-          <w:b/>
-          <w:bCs/>
-          <w:sz w:val="28"/>
-          <w:szCs w:val="28"/>
-          <w:u w:val="single"/>
-        </w:rPr>
-      </w:pPr>
-    </w:p>
-    <w:p>
-      <w:pPr>
-        <w:jc w:val="center"/>
-        <w:rPr>
-          <w:rFonts w:cs="David"/>
-          <w:b/>
-          <w:bCs/>
-          <w:sz w:val="28"/>
-          <w:szCs w:val="28"/>
-          <w:u w:val="single"/>
-        </w:rPr>
-      </w:pPr>
-    </w:p>
-    <w:p>
-      <w:pPr>
-        <w:jc w:val="center"/>
-        <w:rPr>
-          <w:rFonts w:cs="David"/>
-          <w:b/>
-          <w:bCs/>
-          <w:sz w:val="28"/>
-          <w:szCs w:val="28"/>
-          <w:u w:val="single"/>
-        </w:rPr>
-      </w:pPr>
-    </w:p>
-    <w:p>
-      <w:pPr>
-        <w:jc w:val="center"/>
-        <w:rPr>
-          <w:rFonts w:cs="David"/>
-          <w:b/>
-          <w:bCs/>
-          <w:sz w:val="28"/>
-          <w:szCs w:val="28"/>
-          <w:u w:val="single"/>
-        </w:rPr>
-      </w:pPr>
-    </w:p>
-    <w:p>
-      <w:pPr>
-        <w:jc w:val="center"/>
-        <w:rPr>
-          <w:rFonts w:cs="David"/>
-          <w:b/>
-          <w:bCs/>
-          <w:sz w:val="28"/>
-          <w:szCs w:val="28"/>
-          <w:u w:val="single"/>
-        </w:rPr>
-      </w:pPr>
-    </w:p>
-    <w:p>
-      <w:pPr>
-        <w:jc w:val="center"/>
-        <w:rPr>
-          <w:rFonts w:cs="David"/>
-          <w:b/>
-          <w:bCs/>
-          <w:sz w:val="28"/>
-          <w:szCs w:val="28"/>
-          <w:u w:val="single"/>
-        </w:rPr>
-      </w:pPr>
-    </w:p>
-    <w:p>
-      <w:pPr>
-        <w:jc w:val="center"/>
-        <w:rPr>
-          <w:rFonts w:cs="David"/>
-          <w:b/>
-          <w:bCs/>
-          <w:sz w:val="28"/>
-          <w:szCs w:val="28"/>
-          <w:u w:val="single"/>
-        </w:rPr>
-      </w:pPr>
-    </w:p>
-    <w:p>
-      <w:pPr>
-        <w:jc w:val="center"/>
-        <w:rPr>
-          <w:rFonts w:cs="David"/>
-          <w:b/>
-          <w:bCs/>
-          <w:sz w:val="28"/>
-          <w:szCs w:val="28"/>
-          <w:u w:val="single"/>
-        </w:rPr>
-      </w:pPr>
-    </w:p>
-    <w:p>
-      <w:pPr>
-        <w:jc w:val="center"/>
-        <w:rPr>
-          <w:rFonts w:cs="David"/>
-          <w:b/>
-          <w:bCs/>
-          <w:sz w:val="28"/>
-          <w:szCs w:val="28"/>
-          <w:u w:val="single"/>
-        </w:rPr>
-      </w:pPr>
-    </w:p>
-    <w:p>
-      <w:pPr>
-        <w:jc w:val="center"/>
-        <w:rPr>
-          <w:rFonts w:cs="David"/>
-          <w:b/>
-          <w:bCs/>
-          <w:sz w:val="28"/>
-          <w:szCs w:val="28"/>
-          <w:u w:val="single"/>
-        </w:rPr>
-      </w:pPr>
-    </w:p>
-    <w:p>
-      <w:pPr>
-        <w:jc w:val="center"/>
-        <w:rPr>
-          <w:rFonts w:cs="David"/>
-          <w:b/>
-          <w:bCs/>
-          <w:sz w:val="28"/>
-          <w:szCs w:val="28"/>
-          <w:u w:val="single"/>
-        </w:rPr>
-      </w:pPr>
-    </w:p>
-    <w:p>
-      <w:pPr>
-        <w:jc w:val="center"/>
-        <w:rPr>
-          <w:rFonts w:cs="David"/>
-          <w:b/>
-          <w:bCs/>
-          <w:sz w:val="28"/>
-          <w:szCs w:val="28"/>
-          <w:u w:val="single"/>
-        </w:rPr>
-      </w:pPr>
-    </w:p>
-    <w:p>
-      <w:pPr>
-        <w:jc w:val="center"/>
-        <w:rPr>
-          <w:rFonts w:cs="David"/>
-          <w:b/>
-          <w:bCs/>
-          <w:sz w:val="28"/>
-          <w:szCs w:val="28"/>
-          <w:u w:val="single"/>
-        </w:rPr>
-      </w:pPr>
-    </w:p>
-    <w:p>
-      <w:pPr>
-        <w:jc w:val="center"/>
-        <w:rPr>
-          <w:rFonts w:cs="David"/>
-          <w:b/>
-          <w:bCs/>
-          <w:sz w:val="28"/>
-          <w:szCs w:val="28"/>
-          <w:u w:val="single"/>
-        </w:rPr>
-      </w:pPr>
-      <w:r>
-        <w:rPr>
-          <w:rFonts w:cs="David"/>
-          <w:b/>
-          <w:bCs/>
-          <w:noProof/>
-          <w:sz w:val="28"/>
-          <w:szCs w:val="28"/>
-          <w:u w:val="single"/>
-        </w:rPr>
-        <w:drawing>
-          <wp:anchor distT="0" distB="0" distL="114300" distR="114300" simplePos="0" relativeHeight="251656704" behindDoc="0" locked="0" layoutInCell="1" allowOverlap="1" wp14:anchorId="6C506893" wp14:editId="43FE148C">
-            <wp:simplePos x="0" y="0"/>
-            <wp:positionH relativeFrom="margin">
-              <wp:posOffset>476250</wp:posOffset>
-            </wp:positionH>
-            <wp:positionV relativeFrom="margin">
-              <wp:posOffset>4412615</wp:posOffset>
-            </wp:positionV>
-            <wp:extent cx="5638800" cy="4004310"/>
-            <wp:effectExtent l="0" t="0" r="0" b="0"/>
-            <wp:wrapSquare wrapText="bothSides"/>
-            <wp:docPr id="2060933692" name="תמונה 7"/>
-            <wp:cNvGraphicFramePr>
-              <a:graphicFrameLocks xmlns:a="http://schemas.openxmlformats.org/drawingml/2006/main" noChangeAspect="1"/>
-            </wp:cNvGraphicFramePr>
-            <a:graphic xmlns:a="http://schemas.openxmlformats.org/drawingml/2006/main">
-              <a:graphicData uri="http://schemas.openxmlformats.org/drawingml/2006/picture">
-                <pic:pic xmlns:pic="http://schemas.openxmlformats.org/drawingml/2006/picture">
-                  <pic:nvPicPr>
-                    <pic:cNvPr id="0" name="Picture 7"/>
-                    <pic:cNvPicPr>
-                      <a:picLocks noChangeAspect="1" noChangeArrowheads="1"/>
-                    </pic:cNvPicPr>
-                  </pic:nvPicPr>
-                  <pic:blipFill>
-                    <a:blip r:embed="rId12">
-                      <a:extLst>
-                        <a:ext uri="{28A0092B-C50C-407E-A947-70E740481C1C}">
-                          <a14:useLocalDpi xmlns:a14="http://schemas.microsoft.com/office/drawing/2010/main" val="0"/>
-                        </a:ext>
-                      </a:extLst>
-                    </a:blip>
-                    <a:srcRect/>
-                    <a:stretch>
-                      <a:fillRect/>
-                    </a:stretch>
-                  </pic:blipFill>
-                  <pic:spPr bwMode="auto">
-                    <a:xfrm>
-                      <a:off x="0" y="0"/>
-                      <a:ext cx="5638800" cy="4004310"/>
-                    </a:xfrm>
-                    <a:prstGeom prst="rect">
-                      <a:avLst/>
-                    </a:prstGeom>
-                    <a:noFill/>
-                  </pic:spPr>
-                </pic:pic>
-              </a:graphicData>
-            </a:graphic>
-            <wp14:sizeRelH relativeFrom="page">
-              <wp14:pctWidth>0</wp14:pctWidth>
-            </wp14:sizeRelH>
-            <wp14:sizeRelV relativeFrom="page">
-              <wp14:pctHeight>0</wp14:pctHeight>
-            </wp14:sizeRelV>
-          </wp:anchor>
-        </w:drawing>
-      </w:r>
-      <w:r>
-        <w:rPr>
-          <w:rFonts w:cs="David"/>
-          <w:b/>
-          <w:bCs/>
-          <w:noProof/>
-          <w:sz w:val="28"/>
-          <w:szCs w:val="28"/>
-          <w:u w:val="single"/>
-        </w:rPr>
-        <w:drawing>
-          <wp:anchor distT="0" distB="0" distL="114300" distR="114300" simplePos="0" relativeHeight="251655680" behindDoc="0" locked="0" layoutInCell="1" allowOverlap="1" wp14:anchorId="63C8AFD5" wp14:editId="43A4DA3F">
-            <wp:simplePos x="0" y="0"/>
-            <wp:positionH relativeFrom="margin">
-              <wp:posOffset>492760</wp:posOffset>
-            </wp:positionH>
-            <wp:positionV relativeFrom="margin">
-              <wp:posOffset>300990</wp:posOffset>
-            </wp:positionV>
-            <wp:extent cx="5645150" cy="4017010"/>
-            <wp:effectExtent l="0" t="0" r="0" b="0"/>
-            <wp:wrapSquare wrapText="bothSides"/>
-            <wp:docPr id="220632358" name="תמונה 1"/>
-            <wp:cNvGraphicFramePr>
-              <a:graphicFrameLocks xmlns:a="http://schemas.openxmlformats.org/drawingml/2006/main" noChangeAspect="1"/>
-            </wp:cNvGraphicFramePr>
-            <a:graphic xmlns:a="http://schemas.openxmlformats.org/drawingml/2006/main">
-              <a:graphicData uri="http://schemas.openxmlformats.org/drawingml/2006/picture">
-                <pic:pic xmlns:pic="http://schemas.openxmlformats.org/drawingml/2006/picture">
-                  <pic:nvPicPr>
-                    <pic:cNvPr id="0" name="תמונה 1"/>
-                    <pic:cNvPicPr>
-                      <a:picLocks noChangeAspect="1" noChangeArrowheads="1"/>
-                    </pic:cNvPicPr>
-                  </pic:nvPicPr>
-                  <pic:blipFill>
-                    <a:blip r:embed="rId13">
-                      <a:extLst>
-                        <a:ext uri="{28A0092B-C50C-407E-A947-70E740481C1C}">
-                          <a14:useLocalDpi xmlns:a14="http://schemas.microsoft.com/office/drawing/2010/main" val="0"/>
-                        </a:ext>
-                      </a:extLst>
-                    </a:blip>
-                    <a:srcRect/>
-                    <a:stretch>
-                      <a:fillRect/>
-                    </a:stretch>
-                  </pic:blipFill>
-                  <pic:spPr bwMode="auto">
-                    <a:xfrm>
-                      <a:off x="0" y="0"/>
-                      <a:ext cx="5645150" cy="4017010"/>
-                    </a:xfrm>
-                    <a:prstGeom prst="rect">
-                      <a:avLst/>
-                    </a:prstGeom>
-                    <a:noFill/>
-                  </pic:spPr>
-                </pic:pic>
-              </a:graphicData>
-            </a:graphic>
-            <wp14:sizeRelH relativeFrom="page">
-              <wp14:pctWidth>0</wp14:pctWidth>
-            </wp14:sizeRelH>
-            <wp14:sizeRelV relativeFrom="page">
-              <wp14:pctHeight>0</wp14:pctHeight>
-            </wp14:sizeRelV>
-          </wp:anchor>
-        </w:drawing>
-      </w:r>
-    </w:p>
-    <w:p>
-      <w:pPr>
-        <w:jc w:val="center"/>
-        <w:rPr>
-          <w:rFonts w:cs="David"/>
-          <w:b/>
-          <w:bCs/>
-          <w:sz w:val="28"/>
-          <w:szCs w:val="28"/>
-          <w:u w:val="single"/>
-          <w:rtl/>
-        </w:rPr>
-      </w:pPr>
-    </w:p>
-    <w:p>
-      <w:pPr>
-        <w:jc w:val="center"/>
-        <w:rPr>
-          <w:rFonts w:cs="David"/>
-          <w:b/>
-          <w:bCs/>
-          <w:sz w:val="28"/>
-          <w:szCs w:val="28"/>
-          <w:u w:val="single"/>
-        </w:rPr>
-      </w:pPr>
-    </w:p>
-    <w:p>
-      <w:pPr>
-        <w:jc w:val="center"/>
-        <w:rPr>
-          <w:rFonts w:cs="David"/>
-          <w:b/>
-          <w:bCs/>
-          <w:sz w:val="28"/>
-          <w:szCs w:val="28"/>
-          <w:u w:val="single"/>
-        </w:rPr>
-      </w:pPr>
-    </w:p>
-    <w:p>
-      <w:pPr>
-        <w:jc w:val="center"/>
-        <w:rPr>
-          <w:rFonts w:cs="David"/>
-          <w:b/>
-          <w:bCs/>
-          <w:sz w:val="28"/>
-          <w:szCs w:val="28"/>
-          <w:u w:val="single"/>
-        </w:rPr>
-      </w:pPr>
-    </w:p>
-    <w:p>
-      <w:pPr>
-        <w:jc w:val="center"/>
-        <w:rPr>
-          <w:rFonts w:cs="David"/>
-          <w:b/>
-          <w:bCs/>
-          <w:sz w:val="28"/>
-          <w:szCs w:val="28"/>
-          <w:u w:val="single"/>
-        </w:rPr>
-      </w:pPr>
-    </w:p>
-    <w:p>
-      <w:pPr>
-        <w:jc w:val="center"/>
-        <w:rPr>
-          <w:rFonts w:cs="David"/>
-          <w:b/>
-          <w:bCs/>
-          <w:sz w:val="28"/>
-          <w:szCs w:val="28"/>
-          <w:u w:val="single"/>
-        </w:rPr>
-      </w:pPr>
-    </w:p>
-    <w:p>
-      <w:pPr>
-        <w:jc w:val="center"/>
-        <w:rPr>
-          <w:rFonts w:cs="David"/>
-          <w:b/>
-          <w:bCs/>
-          <w:sz w:val="28"/>
-          <w:szCs w:val="28"/>
-          <w:u w:val="single"/>
-        </w:rPr>
-      </w:pPr>
-    </w:p>
-    <w:p>
-      <w:pPr>
-        <w:jc w:val="center"/>
-        <w:rPr>
-          <w:rFonts w:cs="David"/>
-          <w:b/>
-          <w:bCs/>
-          <w:sz w:val="28"/>
-          <w:szCs w:val="28"/>
-          <w:u w:val="single"/>
-        </w:rPr>
-      </w:pPr>
-    </w:p>
-    <w:p>
-      <w:pPr>
-        <w:jc w:val="center"/>
-        <w:rPr>
-          <w:rFonts w:cs="David"/>
-          <w:b/>
-          <w:bCs/>
-          <w:sz w:val="28"/>
-          <w:szCs w:val="28"/>
-          <w:u w:val="single"/>
-        </w:rPr>
-      </w:pPr>
-    </w:p>
-    <w:p>
-      <w:pPr>
-        <w:jc w:val="center"/>
-        <w:rPr>
-          <w:rFonts w:cs="David"/>
-          <w:b/>
-          <w:bCs/>
-          <w:sz w:val="28"/>
-          <w:szCs w:val="28"/>
-          <w:u w:val="single"/>
-        </w:rPr>
-      </w:pPr>
-    </w:p>
-    <w:p>
-      <w:pPr>
-        <w:jc w:val="center"/>
-        <w:rPr>
-          <w:rFonts w:cs="David"/>
-          <w:b/>
-          <w:bCs/>
-          <w:sz w:val="28"/>
-          <w:szCs w:val="28"/>
-          <w:u w:val="single"/>
-        </w:rPr>
-      </w:pPr>
-    </w:p>
-    <w:p>
-      <w:pPr>
-        <w:jc w:val="center"/>
-        <w:rPr>
-          <w:rFonts w:cs="David"/>
-          <w:b/>
-          <w:bCs/>
-          <w:sz w:val="28"/>
-          <w:szCs w:val="28"/>
-          <w:u w:val="single"/>
-        </w:rPr>
-      </w:pPr>
-    </w:p>
-    <w:p>
-      <w:pPr>
-        <w:jc w:val="center"/>
-        <w:rPr>
-          <w:rFonts w:cs="David"/>
-          <w:b/>
-          <w:bCs/>
-          <w:sz w:val="28"/>
-          <w:szCs w:val="28"/>
-          <w:u w:val="single"/>
-        </w:rPr>
-      </w:pPr>
-    </w:p>
-    <w:p>
-      <w:pPr>
-        <w:jc w:val="center"/>
-        <w:rPr>
-          <w:rFonts w:cs="David"/>
-          <w:b/>
-          <w:bCs/>
-          <w:sz w:val="28"/>
-          <w:szCs w:val="28"/>
-          <w:u w:val="single"/>
-        </w:rPr>
-      </w:pPr>
-      <w:r>
-        <w:rPr>
-          <w:rFonts w:cs="David"/>
-          <w:b/>
-          <w:bCs/>
-          <w:noProof/>
-          <w:sz w:val="28"/>
-          <w:szCs w:val="28"/>
-          <w:u w:val="single"/>
-        </w:rPr>
-        <w:drawing>
-          <wp:anchor distT="0" distB="0" distL="114300" distR="114300" simplePos="0" relativeHeight="251657728" behindDoc="0" locked="0" layoutInCell="1" allowOverlap="1" wp14:anchorId="250E75E4" wp14:editId="59465D3F">
-            <wp:simplePos x="0" y="0"/>
-            <wp:positionH relativeFrom="margin">
-              <wp:align>center</wp:align>
-            </wp:positionH>
-            <wp:positionV relativeFrom="margin">
-              <wp:align>top</wp:align>
-            </wp:positionV>
-            <wp:extent cx="5656580" cy="4003675"/>
-            <wp:effectExtent l="0" t="0" r="0" b="0"/>
-            <wp:wrapSquare wrapText="bothSides"/>
-            <wp:docPr id="8" name="תמונה 5"/>
-            <wp:cNvGraphicFramePr>
-              <a:graphicFrameLocks xmlns:a="http://schemas.openxmlformats.org/drawingml/2006/main" noChangeAspect="1"/>
-            </wp:cNvGraphicFramePr>
-            <a:graphic xmlns:a="http://schemas.openxmlformats.org/drawingml/2006/main">
-              <a:graphicData uri="http://schemas.openxmlformats.org/drawingml/2006/picture">
-                <pic:pic xmlns:pic="http://schemas.openxmlformats.org/drawingml/2006/picture">
-                  <pic:nvPicPr>
-                    <pic:cNvPr id="0" name="Picture 8"/>
-                    <pic:cNvPicPr>
-                      <a:picLocks noChangeAspect="1" noChangeArrowheads="1"/>
-                    </pic:cNvPicPr>
-                  </pic:nvPicPr>
-                  <pic:blipFill>
-                    <a:blip r:embed="rId14">
-                      <a:extLst>
-                        <a:ext uri="{28A0092B-C50C-407E-A947-70E740481C1C}">
-                          <a14:useLocalDpi xmlns:a14="http://schemas.microsoft.com/office/drawing/2010/main" val="0"/>
-                        </a:ext>
-                      </a:extLst>
-                    </a:blip>
-                    <a:srcRect/>
-                    <a:stretch>
-                      <a:fillRect/>
-                    </a:stretch>
-                  </pic:blipFill>
-                  <pic:spPr bwMode="auto">
-                    <a:xfrm>
-                      <a:off x="0" y="0"/>
-                      <a:ext cx="5656580" cy="4003675"/>
-                    </a:xfrm>
-                    <a:prstGeom prst="rect">
-                      <a:avLst/>
-                    </a:prstGeom>
-                    <a:noFill/>
-                  </pic:spPr>
-                </pic:pic>
-              </a:graphicData>
-            </a:graphic>
-            <wp14:sizeRelH relativeFrom="page">
-              <wp14:pctWidth>0</wp14:pctWidth>
-            </wp14:sizeRelH>
-            <wp14:sizeRelV relativeFrom="page">
-              <wp14:pctHeight>0</wp14:pctHeight>
-            </wp14:sizeRelV>
-          </wp:anchor>
-        </w:drawing>
-      </w:r>
-    </w:p>
-    <w:p>
-      <w:pPr>
-        <w:jc w:val="center"/>
-        <w:rPr>
-          <w:rFonts w:cs="David"/>
-          <w:b/>
-          <w:bCs/>
-          <w:sz w:val="28"/>
-          <w:szCs w:val="28"/>
-          <w:u w:val="single"/>
-        </w:rPr>
-      </w:pPr>
-    </w:p>
-    <w:p>
-      <w:pPr>
-        <w:jc w:val="center"/>
-        <w:rPr>
-          <w:rFonts w:cs="David"/>
-          <w:b/>
-          <w:bCs/>
-          <w:sz w:val="28"/>
-          <w:szCs w:val="28"/>
-          <w:u w:val="single"/>
-        </w:rPr>
-      </w:pPr>
-    </w:p>
-    <w:p>
-      <w:pPr>
-        <w:jc w:val="center"/>
-        <w:rPr>
-          <w:rFonts w:cs="David"/>
-          <w:b/>
-          <w:bCs/>
-          <w:sz w:val="28"/>
-          <w:szCs w:val="28"/>
-          <w:u w:val="single"/>
-        </w:rPr>
-      </w:pPr>
-    </w:p>
-    <w:p>
-      <w:pPr>
-        <w:jc w:val="center"/>
-        <w:rPr>
-          <w:rFonts w:cs="David"/>
-          <w:b/>
-          <w:bCs/>
-          <w:sz w:val="28"/>
-          <w:szCs w:val="28"/>
-          <w:u w:val="single"/>
-        </w:rPr>
-      </w:pPr>
-    </w:p>
-    <w:p>
-      <w:pPr>
-        <w:jc w:val="center"/>
-        <w:rPr>
-          <w:rFonts w:cs="David"/>
-          <w:b/>
-          <w:bCs/>
-          <w:sz w:val="28"/>
-          <w:szCs w:val="28"/>
-          <w:u w:val="single"/>
-        </w:rPr>
-      </w:pPr>
-    </w:p>
-    <w:p>
-      <w:pPr>
-        <w:jc w:val="center"/>
-        <w:rPr>
-          <w:rFonts w:cs="David"/>
-          <w:b/>
-          <w:bCs/>
-          <w:sz w:val="28"/>
-          <w:szCs w:val="28"/>
-          <w:u w:val="single"/>
-        </w:rPr>
-      </w:pPr>
-    </w:p>
-    <w:p>
-      <w:pPr>
-        <w:jc w:val="center"/>
-        <w:rPr>
-          <w:rFonts w:cs="David"/>
-          <w:b/>
-          <w:bCs/>
-          <w:sz w:val="28"/>
-          <w:szCs w:val="28"/>
-          <w:u w:val="single"/>
-        </w:rPr>
-      </w:pPr>
-    </w:p>
-    <w:p>
-      <w:pPr>
-        <w:jc w:val="center"/>
-        <w:rPr>
-          <w:rFonts w:cs="David"/>
-          <w:b/>
-          <w:bCs/>
-          <w:sz w:val="28"/>
-          <w:szCs w:val="28"/>
-          <w:u w:val="single"/>
-        </w:rPr>
-      </w:pPr>
-    </w:p>
-    <w:p>
-      <w:pPr>
-        <w:jc w:val="center"/>
-        <w:rPr>
-          <w:rFonts w:cs="David"/>
-          <w:b/>
-          <w:bCs/>
-          <w:sz w:val="28"/>
-          <w:szCs w:val="28"/>
-          <w:u w:val="single"/>
-        </w:rPr>
-      </w:pPr>
-    </w:p>
-    <w:p>
-      <w:pPr>
-        <w:jc w:val="center"/>
-        <w:rPr>
-          <w:rFonts w:cs="David"/>
-          <w:b/>
-          <w:bCs/>
-          <w:sz w:val="28"/>
-          <w:szCs w:val="28"/>
-          <w:u w:val="single"/>
-        </w:rPr>
-      </w:pPr>
-    </w:p>
-    <w:p>
-      <w:pPr>
-        <w:jc w:val="center"/>
-        <w:rPr>
-          <w:rFonts w:cs="David"/>
-          <w:b/>
-          <w:bCs/>
-          <w:sz w:val="28"/>
-          <w:szCs w:val="28"/>
-          <w:u w:val="single"/>
-        </w:rPr>
-      </w:pPr>
-    </w:p>
-    <w:p>
-      <w:pPr>
-        <w:jc w:val="center"/>
-        <w:rPr>
-          <w:rFonts w:cs="David"/>
-          <w:b/>
-          <w:bCs/>
-          <w:sz w:val="28"/>
-          <w:szCs w:val="28"/>
-          <w:u w:val="single"/>
-        </w:rPr>
-      </w:pPr>
-    </w:p>
-    <w:p>
-      <w:pPr>
-        <w:jc w:val="center"/>
-        <w:rPr>
-          <w:rFonts w:cs="David"/>
-          <w:b/>
-          <w:bCs/>
-          <w:sz w:val="28"/>
-          <w:szCs w:val="28"/>
-          <w:u w:val="single"/>
-        </w:rPr>
-      </w:pPr>
-    </w:p>
-    <w:p>
-      <w:pPr>
-        <w:jc w:val="center"/>
-        <w:rPr>
-          <w:rFonts w:cs="David"/>
-          <w:b/>
-          <w:bCs/>
-          <w:sz w:val="28"/>
-          <w:szCs w:val="28"/>
-          <w:u w:val="single"/>
-        </w:rPr>
-      </w:pPr>
-    </w:p>
-    <w:p>
-      <w:pPr>
-        <w:jc w:val="center"/>
-        <w:rPr>
-          <w:rFonts w:cs="David"/>
-          <w:b/>
-          <w:bCs/>
-          <w:sz w:val="28"/>
-          <w:szCs w:val="28"/>
-          <w:u w:val="single"/>
-          <w:rtl/>
-        </w:rPr>
-      </w:pPr>
-    </w:p>
-    <w:p>
-      <w:pPr>
-        <w:jc w:val="center"/>
-        <w:rPr>
-          <w:rFonts w:cs="David"/>
-          <w:b/>
-          <w:bCs/>
-          <w:sz w:val="28"/>
-          <w:szCs w:val="28"/>
-          <w:u w:val="single"/>
-        </w:rPr>
-      </w:pPr>
-    </w:p>
-    <w:p>
-      <w:pPr>
-        <w:jc w:val="center"/>
-        <w:rPr>
-          <w:rFonts w:cs="David"/>
-          <w:b/>
-          <w:bCs/>
-          <w:sz w:val="28"/>
-          <w:szCs w:val="28"/>
-          <w:u w:val="single"/>
-        </w:rPr>
-      </w:pPr>
-    </w:p>
-    <w:p>
-      <w:pPr>
-        <w:jc w:val="center"/>
-        <w:rPr>
-          <w:rFonts w:cs="David"/>
-          <w:b/>
-          <w:bCs/>
-          <w:sz w:val="28"/>
-          <w:szCs w:val="28"/>
-          <w:u w:val="single"/>
-        </w:rPr>
-      </w:pPr>
-    </w:p>
-    <w:p>
-      <w:pPr>
-        <w:jc w:val="center"/>
-        <w:rPr>
-          <w:rFonts w:cs="David"/>
-          <w:b/>
-          <w:bCs/>
-          <w:sz w:val="28"/>
-          <w:szCs w:val="28"/>
-          <w:u w:val="single"/>
-        </w:rPr>
-      </w:pPr>
-    </w:p>
-    <w:p>
-      <w:pPr>
-        <w:jc w:val="center"/>
-        <w:rPr>
-          <w:rFonts w:cs="David"/>
-          <w:b/>
-          <w:bCs/>
-          <w:sz w:val="28"/>
-          <w:szCs w:val="28"/>
-          <w:u w:val="single"/>
-        </w:rPr>
-      </w:pPr>
-    </w:p>
-    <w:p>
-      <w:pPr>
-        <w:jc w:val="center"/>
-        <w:rPr>
-          <w:rFonts w:cs="David"/>
-          <w:b/>
-          <w:bCs/>
-          <w:sz w:val="28"/>
-          <w:szCs w:val="28"/>
-          <w:u w:val="single"/>
-        </w:rPr>
-      </w:pPr>
-    </w:p>
-    <w:p>
-      <w:pPr>
-        <w:jc w:val="center"/>
-        <w:rPr>
-          <w:rFonts w:cs="David"/>
-          <w:b/>
-          <w:bCs/>
-          <w:sz w:val="28"/>
-          <w:szCs w:val="28"/>
-          <w:u w:val="single"/>
-        </w:rPr>
-      </w:pPr>
-    </w:p>
-    <w:p>
-      <w:pPr>
-        <w:jc w:val="center"/>
-        <w:rPr>
-          <w:rFonts w:cs="David"/>
-          <w:b/>
-          <w:bCs/>
-          <w:sz w:val="28"/>
-          <w:szCs w:val="28"/>
-          <w:u w:val="single"/>
-        </w:rPr>
-      </w:pPr>
-    </w:p>
-    <w:p>
-      <w:pPr>
-        <w:jc w:val="center"/>
-        <w:rPr>
-          <w:rFonts w:cs="David"/>
-          <w:b/>
-          <w:bCs/>
-          <w:sz w:val="28"/>
-          <w:szCs w:val="28"/>
-          <w:u w:val="single"/>
-        </w:rPr>
-      </w:pPr>
-    </w:p>
-    <w:p>
-      <w:pPr>
-        <w:jc w:val="center"/>
-        <w:rPr>
-          <w:rFonts w:cs="David"/>
-          <w:b/>
-          <w:bCs/>
-          <w:sz w:val="28"/>
-          <w:szCs w:val="28"/>
-          <w:u w:val="single"/>
-        </w:rPr>
-      </w:pPr>
-    </w:p>
-    <w:p>
-      <w:pPr>
-        <w:jc w:val="center"/>
-        <w:rPr>
-          <w:rFonts w:cs="David"/>
-          <w:b/>
-          <w:bCs/>
-          <w:sz w:val="28"/>
-          <w:szCs w:val="28"/>
-          <w:u w:val="single"/>
-        </w:rPr>
-      </w:pPr>
-    </w:p>
-    <w:p>
-      <w:pPr>
-        <w:jc w:val="center"/>
-        <w:rPr>
-          <w:rFonts w:cs="David"/>
-          <w:b/>
-          <w:bCs/>
-          <w:sz w:val="28"/>
-          <w:szCs w:val="28"/>
-          <w:u w:val="single"/>
-        </w:rPr>
-      </w:pPr>
-      <w:r>
-        <w:rPr>
-          <w:rFonts w:cs="David"/>
-          <w:b/>
-          <w:bCs/>
-          <w:noProof/>
-          <w:sz w:val="28"/>
-          <w:szCs w:val="28"/>
-          <w:u w:val="single"/>
-        </w:rPr>
-        <w:drawing>
-          <wp:anchor distT="0" distB="0" distL="114300" distR="114300" simplePos="0" relativeHeight="251658752" behindDoc="0" locked="0" layoutInCell="1" allowOverlap="1" wp14:anchorId="36CD7ACE" wp14:editId="0CE3495C">
-            <wp:simplePos x="0" y="0"/>
-            <wp:positionH relativeFrom="margin">
-              <wp:posOffset>514350</wp:posOffset>
-            </wp:positionH>
-            <wp:positionV relativeFrom="margin">
-              <wp:posOffset>4350385</wp:posOffset>
-            </wp:positionV>
-            <wp:extent cx="5608320" cy="3969385"/>
-            <wp:effectExtent l="0" t="0" r="0" b="0"/>
-            <wp:wrapSquare wrapText="bothSides"/>
-            <wp:docPr id="9" name="תמונה 4"/>
-            <wp:cNvGraphicFramePr>
-              <a:graphicFrameLocks xmlns:a="http://schemas.openxmlformats.org/drawingml/2006/main" noChangeAspect="1"/>
-            </wp:cNvGraphicFramePr>
-            <a:graphic xmlns:a="http://schemas.openxmlformats.org/drawingml/2006/main">
-              <a:graphicData uri="http://schemas.openxmlformats.org/drawingml/2006/picture">
-                <pic:pic xmlns:pic="http://schemas.openxmlformats.org/drawingml/2006/picture">
-                  <pic:nvPicPr>
-                    <pic:cNvPr id="0" name="Picture 9"/>
-                    <pic:cNvPicPr>
-                      <a:picLocks noChangeAspect="1" noChangeArrowheads="1"/>
-                    </pic:cNvPicPr>
-                  </pic:nvPicPr>
-                  <pic:blipFill>
-                    <a:blip r:embed="rId15">
-                      <a:extLst>
-                        <a:ext uri="{28A0092B-C50C-407E-A947-70E740481C1C}">
-                          <a14:useLocalDpi xmlns:a14="http://schemas.microsoft.com/office/drawing/2010/main" val="0"/>
-                        </a:ext>
-                      </a:extLst>
-                    </a:blip>
-                    <a:srcRect/>
-                    <a:stretch>
-                      <a:fillRect/>
-                    </a:stretch>
-                  </pic:blipFill>
-                  <pic:spPr bwMode="auto">
-                    <a:xfrm>
-                      <a:off x="0" y="0"/>
-                      <a:ext cx="5608320" cy="3969385"/>
-                    </a:xfrm>
-                    <a:prstGeom prst="rect">
-                      <a:avLst/>
-                    </a:prstGeom>
-                    <a:noFill/>
-                  </pic:spPr>
-                </pic:pic>
-              </a:graphicData>
-            </a:graphic>
-            <wp14:sizeRelH relativeFrom="page">
-              <wp14:pctWidth>0</wp14:pctWidth>
-            </wp14:sizeRelH>
-            <wp14:sizeRelV relativeFrom="page">
-              <wp14:pctHeight>0</wp14:pctHeight>
-            </wp14:sizeRelV>
-          </wp:anchor>
-        </w:drawing>
-      </w:r>
-    </w:p>
-    <w:p>
-      <w:pPr>
-        <w:jc w:val="center"/>
-        <w:rPr>
-          <w:rFonts w:cs="David"/>
-          <w:b/>
-          <w:bCs/>
-          <w:sz w:val="28"/>
-          <w:szCs w:val="28"/>
-          <w:u w:val="single"/>
-        </w:rPr>
-      </w:pPr>
-    </w:p>
-    <w:p>
-      <w:pPr>
-        <w:jc w:val="center"/>
-        <w:rPr>
-          <w:rFonts w:cs="David"/>
-          <w:b/>
-          <w:bCs/>
-          <w:sz w:val="28"/>
-          <w:szCs w:val="28"/>
-          <w:u w:val="single"/>
-        </w:rPr>
-      </w:pPr>
-    </w:p>
-    <w:p>
-      <w:pPr>
-        <w:jc w:val="center"/>
-        <w:rPr>
-          <w:rFonts w:cs="David"/>
-          <w:b/>
-          <w:bCs/>
-          <w:sz w:val="28"/>
-          <w:szCs w:val="28"/>
-          <w:u w:val="single"/>
-        </w:rPr>
-      </w:pPr>
-    </w:p>
-    <w:p>
-      <w:pPr>
-        <w:jc w:val="center"/>
-        <w:rPr>
-          <w:rFonts w:cs="David"/>
-          <w:b/>
-          <w:bCs/>
-          <w:sz w:val="28"/>
-          <w:szCs w:val="28"/>
-          <w:u w:val="single"/>
-        </w:rPr>
-      </w:pPr>
-    </w:p>
-    <w:p>
-      <w:pPr>
-        <w:jc w:val="center"/>
-        <w:rPr>
-          <w:rFonts w:cs="David"/>
-          <w:b/>
-          <w:bCs/>
-          <w:sz w:val="28"/>
-          <w:szCs w:val="28"/>
-          <w:u w:val="single"/>
-        </w:rPr>
-      </w:pPr>
-    </w:p>
-    <w:p>
-      <w:pPr>
-        <w:jc w:val="center"/>
-        <w:rPr>
-          <w:rFonts w:cs="David"/>
-          <w:b/>
-          <w:bCs/>
-          <w:sz w:val="28"/>
-          <w:szCs w:val="28"/>
-          <w:u w:val="single"/>
-        </w:rPr>
-      </w:pPr>
-    </w:p>
-    <w:p>
-      <w:pPr>
-        <w:jc w:val="center"/>
-        <w:rPr>
-          <w:rFonts w:cs="David"/>
-          <w:b/>
-          <w:bCs/>
-          <w:sz w:val="28"/>
-          <w:szCs w:val="28"/>
-          <w:u w:val="single"/>
-        </w:rPr>
-      </w:pPr>
-    </w:p>
-    <w:p>
-      <w:pPr>
-        <w:jc w:val="center"/>
-        <w:rPr>
-          <w:rFonts w:cs="David"/>
-          <w:b/>
-          <w:bCs/>
-          <w:sz w:val="28"/>
-          <w:szCs w:val="28"/>
-          <w:u w:val="single"/>
-        </w:rPr>
-      </w:pPr>
-    </w:p>
-    <w:p>
-      <w:pPr>
-        <w:jc w:val="center"/>
-        <w:rPr>
-          <w:rFonts w:cs="David"/>
-          <w:b/>
-          <w:bCs/>
-          <w:sz w:val="28"/>
-          <w:szCs w:val="28"/>
-          <w:u w:val="single"/>
-        </w:rPr>
-      </w:pPr>
-      <w:r>
-        <w:rPr>
-          <w:rFonts w:cs="David"/>
-          <w:b/>
-          <w:bCs/>
-          <w:noProof/>
-          <w:sz w:val="28"/>
-          <w:szCs w:val="28"/>
-          <w:u w:val="single"/>
-        </w:rPr>
-        <w:drawing>
-          <wp:inline distT="0" distB="0" distL="0" distR="0" wp14:anchorId="34D3F1DB" wp14:editId="3C18F213">
-            <wp:extent cx="5725160" cy="8102600"/>
-            <wp:effectExtent l="0" t="0" r="0" b="0"/>
-            <wp:docPr id="6" name="תמונה 1"/>
-            <wp:cNvGraphicFramePr>
-              <a:graphicFrameLocks xmlns:a="http://schemas.openxmlformats.org/drawingml/2006/main" noChangeAspect="1"/>
-            </wp:cNvGraphicFramePr>
-            <a:graphic xmlns:a="http://schemas.openxmlformats.org/drawingml/2006/main">
-              <a:graphicData uri="http://schemas.openxmlformats.org/drawingml/2006/picture">
-                <pic:pic xmlns:pic="http://schemas.openxmlformats.org/drawingml/2006/picture">
-                  <pic:nvPicPr>
-                    <pic:cNvPr id="0" name="תמונה 1"/>
-                    <pic:cNvPicPr>
-                      <a:picLocks noChangeAspect="1" noChangeArrowheads="1"/>
-                    </pic:cNvPicPr>
-                  </pic:nvPicPr>
-                  <pic:blipFill>
-                    <a:blip r:embed="rId16">
-                      <a:extLst>
-                        <a:ext uri="{28A0092B-C50C-407E-A947-70E740481C1C}">
-                          <a14:useLocalDpi xmlns:a14="http://schemas.microsoft.com/office/drawing/2010/main" val="0"/>
-                        </a:ext>
-                      </a:extLst>
-                    </a:blip>
-                    <a:srcRect/>
-                    <a:stretch>
-                      <a:fillRect/>
-                    </a:stretch>
-                  </pic:blipFill>
-                  <pic:spPr bwMode="auto">
-                    <a:xfrm>
-                      <a:off x="0" y="0"/>
-                      <a:ext cx="5725160" cy="8102600"/>
-                    </a:xfrm>
-                    <a:prstGeom prst="rect">
-                      <a:avLst/>
-                    </a:prstGeom>
-                    <a:noFill/>
-                    <a:ln>
-                      <a:noFill/>
-                    </a:ln>
-                  </pic:spPr>
-                </pic:pic>
-              </a:graphicData>
-            </a:graphic>
-          </wp:inline>
-        </w:drawing>
-      </w:r>
-    </w:p>
-    <w:p>
-      <w:pPr>
-        <w:jc w:val="center"/>
-        <w:rPr>
-          <w:rFonts w:cs="David"/>
-          <w:b/>
-          <w:bCs/>
-          <w:sz w:val="28"/>
-          <w:szCs w:val="28"/>
-          <w:u w:val="single"/>
-          <w:rtl/>
-        </w:rPr>
-      </w:pPr>
-    </w:p>
-    <w:p>
-      <w:pPr>
-        <w:jc w:val="center"/>
-        <w:rPr>
-          <w:rFonts w:eastAsia="SimSun"/>
-          <w:sz w:val="22"/>
-          <w:szCs w:val="22"/>
-          <w:rtl/>
-          <w:lang w:eastAsia="en-US"/>
-        </w:rPr>
-      </w:pPr>
-      <w:r>
-        <w:rPr>
-          <w:rFonts w:cs="David"/>
-          <w:b/>
-          <w:bCs/>
-          <w:noProof/>
-          <w:sz w:val="28"/>
-          <w:szCs w:val="28"/>
-          <w:u w:val="single"/>
-        </w:rPr>
-        <w:drawing>
-          <wp:inline distT="0" distB="0" distL="0" distR="0" wp14:anchorId="41F236F9" wp14:editId="7E365504">
-            <wp:extent cx="5772785" cy="8189595"/>
-            <wp:effectExtent l="0" t="0" r="0" b="0"/>
-            <wp:docPr id="7" name="תמונה 3"/>
-            <wp:cNvGraphicFramePr>
-              <a:graphicFrameLocks xmlns:a="http://schemas.openxmlformats.org/drawingml/2006/main" noChangeAspect="1"/>
-            </wp:cNvGraphicFramePr>
-            <a:graphic xmlns:a="http://schemas.openxmlformats.org/drawingml/2006/main">
-              <a:graphicData uri="http://schemas.openxmlformats.org/drawingml/2006/picture">
-                <pic:pic xmlns:pic="http://schemas.openxmlformats.org/drawingml/2006/picture">
-                  <pic:nvPicPr>
-                    <pic:cNvPr id="0" name="Picture 7"/>
-                    <pic:cNvPicPr>
-                      <a:picLocks noChangeAspect="1" noChangeArrowheads="1"/>
-                    </pic:cNvPicPr>
-                  </pic:nvPicPr>
-                  <pic:blipFill>
-                    <a:blip r:embed="rId17">
-                      <a:extLst>
-                        <a:ext uri="{28A0092B-C50C-407E-A947-70E740481C1C}">
-                          <a14:useLocalDpi xmlns:a14="http://schemas.microsoft.com/office/drawing/2010/main" val="0"/>
-                        </a:ext>
-                      </a:extLst>
-                    </a:blip>
-                    <a:srcRect/>
-                    <a:stretch>
-                      <a:fillRect/>
-                    </a:stretch>
-                  </pic:blipFill>
-                  <pic:spPr bwMode="auto">
-                    <a:xfrm>
-                      <a:off x="0" y="0"/>
-                      <a:ext cx="5772785" cy="8189595"/>
-                    </a:xfrm>
-                    <a:prstGeom prst="rect">
-                      <a:avLst/>
-                    </a:prstGeom>
-                    <a:noFill/>
-                    <a:ln>
-                      <a:noFill/>
-                    </a:ln>
-                  </pic:spPr>
-                </pic:pic>
-              </a:graphicData>
-            </a:graphic>
-          </wp:inline>
-        </w:drawing>
-      </w:r>
-    </w:p>
-    <w:p>
-      <w:pPr>
-        <w:tabs>
-          <w:tab w:val="left" w:pos="6116"/>
-        </w:tabs>
-        <w:jc w:val="center"/>
-        <w:rPr>
-          <w:rFonts w:eastAsia="SimSun" w:hint="cs"/>
-          <w:sz w:val="22"/>
-          <w:szCs w:val="22"/>
-          <w:rtl/>
-          <w:lang w:eastAsia="en-US"/>
-        </w:rPr>
-      </w:pPr>
+      </w:pPr>
+      <w:r>
+        <w:rPr>
+          <w:color w:val="FFFFFF"/>
+          <w:sz w:val="10"/>
+          <w:szCs w:val="10"/>
+        </w:rPr>
+        <w:t xml:space="preserve">SIGNATUREHERE</w:t>
+      </w:r>
     </w:p>
     <w:sectPr>
       <w:headerReference w:type="default" r:id="rId18"/>

--- a/apps/api/templates/example.docx
+++ b/apps/api/templates/example.docx
@@ -2472,23 +2472,12 @@
         </w:rPr>
       </w:pPr>
     </w:p>
-    <w:p>
-      <w:pPr>
-        <w:rPr>
-          <w:vanish/>
-        </w:rPr>
-      </w:pPr>
-      <w:r>
-        <w:rPr>
-          <w:vanish/>
-        </w:rPr>
-        <w:t xml:space="preserve">{#hasDiscount}</w:t>
-      </w:r>
-    </w:p>
     <w:tbl>
       <w:tblPr>
         <w:bidiVisual/>
         <w:tblW w:w="0" w:type="auto"/>
+        <w:tblLayout w:type="autofit"/>
+        <w:jc w:val="right"/>
         <w:tblBorders>
           <w:top w:val="single" w:sz="4" w:space="0" w:color="auto"/>
           <w:left w:val="single" w:sz="4" w:space="0" w:color="auto"/>
@@ -2500,18 +2489,18 @@
         <w:tblLook w:val="04A0" w:firstRow="1" w:lastRow="0" w:firstColumn="1" w:lastColumn="0" w:noHBand="0" w:noVBand="1"/>
       </w:tblPr>
       <w:tblGrid>
-        <w:gridCol w:w="911"/>
-        <w:gridCol w:w="911"/>
-        <w:gridCol w:w="3142"/>
-        <w:gridCol w:w="851"/>
-        <w:gridCol w:w="1177"/>
-        <w:gridCol w:w="1073"/>
-        <w:gridCol w:w="1764"/>
+        <w:gridCol/>
+        <w:gridCol/>
+        <w:gridCol/>
+        <w:gridCol/>
+        <w:gridCol/>
+        <w:gridCol/>
+        <w:gridCol/>
       </w:tblGrid>
       <w:tr>
         <w:tc>
           <w:tcPr>
-            <w:tcW w:w="911" w:type="dxa"/>
+            <w:tcW w:w="0" w:type="auto"/>
           </w:tcPr>
           <w:p>
             <w:pPr>
@@ -2539,7 +2528,7 @@
         </w:tc>
         <w:tc>
           <w:tcPr>
-            <w:tcW w:w="911" w:type="dxa"/>
+            <w:tcW w:w="0" w:type="auto"/>
           </w:tcPr>
           <w:p>
             <w:pPr>
@@ -2567,7 +2556,7 @@
         </w:tc>
         <w:tc>
           <w:tcPr>
-            <w:tcW w:w="3142" w:type="dxa"/>
+            <w:tcW w:w="0" w:type="auto"/>
           </w:tcPr>
           <w:p>
             <w:pPr>
@@ -2595,7 +2584,7 @@
         </w:tc>
         <w:tc>
           <w:tcPr>
-            <w:tcW w:w="851" w:type="dxa"/>
+            <w:tcW w:w="0" w:type="auto"/>
           </w:tcPr>
           <w:p>
             <w:pPr>
@@ -2623,7 +2612,7 @@
         </w:tc>
         <w:tc>
           <w:tcPr>
-            <w:tcW w:w="1177" w:type="dxa"/>
+            <w:tcW w:w="0" w:type="auto"/>
           </w:tcPr>
           <w:p>
             <w:pPr>
@@ -2651,7 +2640,7 @@
         </w:tc>
         <w:tc>
           <w:tcPr>
-            <w:tcW w:w="1073" w:type="dxa"/>
+            <w:tcW w:w="0" w:type="auto"/>
           </w:tcPr>
           <w:p>
             <w:pPr>
@@ -2679,7 +2668,7 @@
         </w:tc>
         <w:tc>
           <w:tcPr>
-            <w:tcW w:w="1764" w:type="dxa"/>
+            <w:tcW w:w="0" w:type="auto"/>
           </w:tcPr>
           <w:p>
             <w:pPr>
@@ -2721,7 +2710,7 @@
       <w:tr>
         <w:tc>
           <w:tcPr>
-            <w:tcW w:w="911" w:type="dxa"/>
+            <w:tcW w:w="0" w:type="auto"/>
           </w:tcPr>
           <w:p>
             <w:pPr>
@@ -2734,6 +2723,8 @@
                 <w:rtl/>
               </w:rPr>
             </w:pPr>
+            <w:bookmarkStart w:id="7" w:name="fldLine"/>
+            <w:bookmarkEnd w:id="7"/>
             <w:r>
               <w:rPr>
                 <w:rFonts w:cs="David" w:hint="cs"/>
@@ -2743,13 +2734,13 @@
                 <w:szCs w:val="28"/>
                 <w:rtl/>
               </w:rPr>
-              <w:t xml:space="preserve">{#items}{lineNumber}</w:t>
+              <w:t>{#items}{lineNumber}</w:t>
             </w:r>
           </w:p>
         </w:tc>
         <w:tc>
           <w:tcPr>
-            <w:tcW w:w="911" w:type="dxa"/>
+            <w:tcW w:w="0" w:type="auto"/>
           </w:tcPr>
           <w:p>
             <w:pPr>
@@ -2777,7 +2768,7 @@
         </w:tc>
         <w:tc>
           <w:tcPr>
-            <w:tcW w:w="3142" w:type="dxa"/>
+            <w:tcW w:w="0" w:type="auto"/>
           </w:tcPr>
           <w:p>
             <w:pPr>
@@ -2805,7 +2796,7 @@
         </w:tc>
         <w:tc>
           <w:tcPr>
-            <w:tcW w:w="851" w:type="dxa"/>
+            <w:tcW w:w="0" w:type="auto"/>
           </w:tcPr>
           <w:p>
             <w:pPr>
@@ -2833,7 +2824,7 @@
         </w:tc>
         <w:tc>
           <w:tcPr>
-            <w:tcW w:w="1177" w:type="dxa"/>
+            <w:tcW w:w="0" w:type="auto"/>
           </w:tcPr>
           <w:p>
             <w:pPr>
@@ -2861,7 +2852,7 @@
         </w:tc>
         <w:tc>
           <w:tcPr>
-            <w:tcW w:w="1073" w:type="dxa"/>
+            <w:tcW w:w="0" w:type="auto"/>
           </w:tcPr>
           <w:p>
             <w:pPr>
@@ -2889,7 +2880,7 @@
         </w:tc>
         <w:tc>
           <w:tcPr>
-            <w:tcW w:w="1764" w:type="dxa"/>
+            <w:tcW w:w="0" w:type="auto"/>
           </w:tcPr>
           <w:p>
             <w:pPr>
@@ -2899,7 +2890,6 @@
                 <w:bCs/>
                 <w:sz w:val="28"/>
                 <w:szCs w:val="28"/>
-                <w:rtl/>
               </w:rPr>
             </w:pPr>
             <w:r>
@@ -2917,18 +2907,14 @@
         </w:tc>
       </w:tr>
     </w:tbl>
-    <w:p>
-      <w:pPr>
-        <w:rPr>
-          <w:vanish/>
-        </w:rPr>
-      </w:pPr>
-    </w:p>
+    <w:p/>
+    <w:p/>
     <w:tbl>
       <w:tblPr>
-        <w:tblpPr w:leftFromText="180" w:rightFromText="180" w:vertAnchor="text" w:horzAnchor="page" w:tblpX="1340" w:tblpY="199"/>
         <w:bidiVisual/>
         <w:tblW w:w="0" w:type="auto"/>
+        <w:tblLayout w:type="autofit"/>
+        <w:jc w:val="right"/>
         <w:tblBorders>
           <w:top w:val="single" w:sz="4" w:space="0" w:color="auto"/>
           <w:left w:val="single" w:sz="4" w:space="0" w:color="auto"/>
@@ -2940,13 +2926,13 @@
         <w:tblLook w:val="04A0" w:firstRow="1" w:lastRow="0" w:firstColumn="1" w:lastColumn="0" w:noHBand="0" w:noVBand="1"/>
       </w:tblPr>
       <w:tblGrid>
-        <w:gridCol w:w="1764"/>
-        <w:gridCol w:w="1764"/>
+        <w:gridCol/>
+        <w:gridCol/>
       </w:tblGrid>
       <w:tr>
         <w:tc>
           <w:tcPr>
-            <w:tcW w:w="1764" w:type="dxa"/>
+            <w:tcW w:w="0" w:type="auto"/>
           </w:tcPr>
           <w:p>
             <w:pPr>
@@ -2985,7 +2971,7 @@
         </w:tc>
         <w:tc>
           <w:tcPr>
-            <w:tcW w:w="1764" w:type="dxa"/>
+            <w:tcW w:w="0" w:type="auto"/>
           </w:tcPr>
           <w:p>
             <w:pPr>
@@ -3015,7 +3001,7 @@
       <w:tr>
         <w:tc>
           <w:tcPr>
-            <w:tcW w:w="1764" w:type="dxa"/>
+            <w:tcW w:w="0" w:type="auto"/>
           </w:tcPr>
           <w:p>
             <w:pPr>
@@ -3043,7 +3029,7 @@
         </w:tc>
         <w:tc>
           <w:tcPr>
-            <w:tcW w:w="1764" w:type="dxa"/>
+            <w:tcW w:w="0" w:type="auto"/>
           </w:tcPr>
           <w:p>
             <w:pPr>
@@ -3073,7 +3059,7 @@
       <w:tr>
         <w:tc>
           <w:tcPr>
-            <w:tcW w:w="1764" w:type="dxa"/>
+            <w:tcW w:w="0" w:type="auto"/>
           </w:tcPr>
           <w:p>
             <w:pPr>
@@ -3123,7 +3109,7 @@
         </w:tc>
         <w:tc>
           <w:tcPr>
-            <w:tcW w:w="1764" w:type="dxa"/>
+            <w:tcW w:w="0" w:type="auto"/>
           </w:tcPr>
           <w:p>
             <w:pPr>
@@ -3153,7 +3139,7 @@
       <w:tr>
         <w:tc>
           <w:tcPr>
-            <w:tcW w:w="1764" w:type="dxa"/>
+            <w:tcW w:w="0" w:type="auto"/>
           </w:tcPr>
           <w:p>
             <w:pPr>
@@ -3181,7 +3167,7 @@
         </w:tc>
         <w:tc>
           <w:tcPr>
-            <w:tcW w:w="1764" w:type="dxa"/>
+            <w:tcW w:w="0" w:type="auto"/>
           </w:tcPr>
           <w:p>
             <w:pPr>
@@ -3209,743 +3195,6 @@
         </w:tc>
       </w:tr>
     </w:tbl>
-    <w:p>
-      <w:pPr>
-        <w:rPr>
-          <w:vanish/>
-        </w:rPr>
-      </w:pPr>
-      <w:r>
-        <w:rPr>
-          <w:vanish/>
-        </w:rPr>
-        <w:t xml:space="preserve">{/hasDiscount}</w:t>
-      </w:r>
-    </w:p>
-    <w:p>
-      <w:pPr>
-        <w:rPr>
-          <w:rFonts w:cs="David"/>
-          <w:sz w:val="28"/>
-          <w:szCs w:val="28"/>
-          <w:rtl/>
-        </w:rPr>
-      </w:pPr>
-    </w:p>
-    <w:p>
-      <w:pPr>
-        <w:rPr>
-          <w:rFonts w:cs="David"/>
-          <w:sz w:val="28"/>
-          <w:szCs w:val="28"/>
-          <w:rtl/>
-        </w:rPr>
-      </w:pPr>
-    </w:p>
-    <w:p>
-      <w:pPr>
-        <w:rPr>
-          <w:rFonts w:cs="David"/>
-          <w:sz w:val="28"/>
-          <w:szCs w:val="28"/>
-          <w:rtl/>
-        </w:rPr>
-      </w:pPr>
-    </w:p>
-    <w:p>
-      <w:pPr>
-        <w:rPr>
-          <w:rFonts w:cs="David"/>
-          <w:sz w:val="28"/>
-          <w:szCs w:val="28"/>
-          <w:rtl/>
-        </w:rPr>
-      </w:pPr>
-    </w:p>
-    <w:p>
-      <w:pPr>
-        <w:rPr>
-          <w:rFonts w:cs="David"/>
-          <w:sz w:val="28"/>
-          <w:szCs w:val="28"/>
-          <w:rtl/>
-        </w:rPr>
-      </w:pPr>
-    </w:p>
-    <w:p>
-      <w:pPr>
-        <w:rPr>
-          <w:rFonts w:cs="David"/>
-          <w:sz w:val="28"/>
-          <w:szCs w:val="28"/>
-          <w:rtl/>
-        </w:rPr>
-      </w:pPr>
-    </w:p>
-    <w:p>
-      <w:pPr>
-        <w:rPr>
-          <w:rFonts w:cs="David"/>
-          <w:sz w:val="28"/>
-          <w:szCs w:val="28"/>
-          <w:rtl/>
-        </w:rPr>
-      </w:pPr>
-    </w:p>
-    <w:p>
-      <w:pPr>
-        <w:rPr>
-          <w:rFonts w:cs="David"/>
-          <w:sz w:val="28"/>
-          <w:szCs w:val="28"/>
-          <w:rtl/>
-        </w:rPr>
-      </w:pPr>
-    </w:p>
-    <w:p>
-      <w:pPr>
-        <w:rPr>
-          <w:rFonts w:cs="David"/>
-          <w:sz w:val="28"/>
-          <w:szCs w:val="28"/>
-          <w:rtl/>
-        </w:rPr>
-      </w:pPr>
-    </w:p>
-    <w:p>
-      <w:pPr>
-        <w:rPr>
-          <w:rFonts w:cs="David"/>
-          <w:sz w:val="28"/>
-          <w:szCs w:val="28"/>
-          <w:rtl/>
-        </w:rPr>
-      </w:pPr>
-    </w:p>
-    <w:p>
-      <w:pPr>
-        <w:rPr>
-          <w:vanish/>
-        </w:rPr>
-      </w:pPr>
-      <w:r>
-        <w:rPr>
-          <w:vanish/>
-        </w:rPr>
-        <w:t xml:space="preserve">{^hasDiscount}</w:t>
-      </w:r>
-    </w:p>
-    <w:tbl>
-      <w:tblPr>
-        <w:bidiVisual/>
-        <w:tblW w:w="0" w:type="auto"/>
-        <w:tblBorders>
-          <w:top w:val="single" w:sz="4" w:space="0" w:color="auto"/>
-          <w:left w:val="single" w:sz="4" w:space="0" w:color="auto"/>
-          <w:bottom w:val="single" w:sz="4" w:space="0" w:color="auto"/>
-          <w:right w:val="single" w:sz="4" w:space="0" w:color="auto"/>
-          <w:insideH w:val="single" w:sz="4" w:space="0" w:color="auto"/>
-          <w:insideV w:val="single" w:sz="4" w:space="0" w:color="auto"/>
-        </w:tblBorders>
-        <w:tblLook w:val="04A0" w:firstRow="1" w:lastRow="0" w:firstColumn="1" w:lastColumn="0" w:noHBand="0" w:noVBand="1"/>
-      </w:tblPr>
-      <w:tblGrid>
-        <w:gridCol w:w="911"/>
-        <w:gridCol w:w="911"/>
-        <w:gridCol w:w="3142"/>
-        <w:gridCol w:w="851"/>
-        <w:gridCol w:w="1177"/>
-        <w:gridCol w:w="1764"/>
-      </w:tblGrid>
-      <w:tr>
-        <w:tc>
-          <w:tcPr>
-            <w:tcW w:w="911" w:type="dxa"/>
-          </w:tcPr>
-          <w:p>
-            <w:pPr>
-              <w:rPr>
-                <w:rFonts w:cs="David"/>
-                <w:b/>
-                <w:bCs/>
-                <w:sz w:val="28"/>
-                <w:szCs w:val="28"/>
-                <w:rtl/>
-              </w:rPr>
-            </w:pPr>
-            <w:r>
-              <w:rPr>
-                <w:rFonts w:cs="David" w:hint="cs"/>
-                <w:b/>
-                <w:bCs/>
-                <w:sz w:val="28"/>
-                <w:szCs w:val="28"/>
-                <w:rtl/>
-              </w:rPr>
-              <w:t>שורה</w:t>
-            </w:r>
-          </w:p>
-        </w:tc>
-        <w:tc>
-          <w:tcPr>
-            <w:tcW w:w="911" w:type="dxa"/>
-          </w:tcPr>
-          <w:p>
-            <w:pPr>
-              <w:rPr>
-                <w:rFonts w:cs="David"/>
-                <w:b/>
-                <w:bCs/>
-                <w:sz w:val="28"/>
-                <w:szCs w:val="28"/>
-                <w:rtl/>
-              </w:rPr>
-            </w:pPr>
-            <w:r>
-              <w:rPr>
-                <w:rFonts w:cs="David" w:hint="cs"/>
-                <w:b/>
-                <w:bCs/>
-                <w:sz w:val="28"/>
-                <w:szCs w:val="28"/>
-                <w:rtl/>
-              </w:rPr>
-              <w:t xml:space="preserve">מק"ט </w:t>
-            </w:r>
-          </w:p>
-        </w:tc>
-        <w:tc>
-          <w:tcPr>
-            <w:tcW w:w="3142" w:type="dxa"/>
-          </w:tcPr>
-          <w:p>
-            <w:pPr>
-              <w:rPr>
-                <w:rFonts w:cs="David"/>
-                <w:b/>
-                <w:bCs/>
-                <w:sz w:val="28"/>
-                <w:szCs w:val="28"/>
-                <w:rtl/>
-              </w:rPr>
-            </w:pPr>
-            <w:r>
-              <w:rPr>
-                <w:rFonts w:cs="David" w:hint="cs"/>
-                <w:b/>
-                <w:bCs/>
-                <w:sz w:val="28"/>
-                <w:szCs w:val="28"/>
-                <w:rtl/>
-              </w:rPr>
-              <w:t>תיאור המוצר</w:t>
-            </w:r>
-          </w:p>
-        </w:tc>
-        <w:tc>
-          <w:tcPr>
-            <w:tcW w:w="851" w:type="dxa"/>
-          </w:tcPr>
-          <w:p>
-            <w:pPr>
-              <w:rPr>
-                <w:rFonts w:cs="David"/>
-                <w:b/>
-                <w:bCs/>
-                <w:sz w:val="28"/>
-                <w:szCs w:val="28"/>
-                <w:rtl/>
-              </w:rPr>
-            </w:pPr>
-            <w:r>
-              <w:rPr>
-                <w:rFonts w:cs="David" w:hint="cs"/>
-                <w:b/>
-                <w:bCs/>
-                <w:sz w:val="28"/>
-                <w:szCs w:val="28"/>
-                <w:rtl/>
-              </w:rPr>
-              <w:t>כמות</w:t>
-            </w:r>
-          </w:p>
-        </w:tc>
-        <w:tc>
-          <w:tcPr>
-            <w:tcW w:w="1177" w:type="dxa"/>
-          </w:tcPr>
-          <w:p>
-            <w:pPr>
-              <w:rPr>
-                <w:rFonts w:cs="David"/>
-                <w:b/>
-                <w:bCs/>
-                <w:sz w:val="28"/>
-                <w:szCs w:val="28"/>
-                <w:rtl/>
-              </w:rPr>
-            </w:pPr>
-            <w:r>
-              <w:rPr>
-                <w:rFonts w:cs="David" w:hint="cs"/>
-                <w:b/>
-                <w:bCs/>
-                <w:sz w:val="28"/>
-                <w:szCs w:val="28"/>
-                <w:rtl/>
-              </w:rPr>
-              <w:t>מחיר ליחידה</w:t>
-            </w:r>
-          </w:p>
-        </w:tc>
-        <w:tc>
-          <w:tcPr>
-            <w:tcW w:w="1764" w:type="dxa"/>
-          </w:tcPr>
-          <w:p>
-            <w:pPr>
-              <w:rPr>
-                <w:rFonts w:cs="David"/>
-                <w:b/>
-                <w:bCs/>
-                <w:sz w:val="28"/>
-                <w:szCs w:val="28"/>
-                <w:rtl/>
-              </w:rPr>
-            </w:pPr>
-            <w:r>
-              <w:rPr>
-                <w:rFonts w:cs="David" w:hint="cs"/>
-                <w:b/>
-                <w:bCs/>
-                <w:sz w:val="28"/>
-                <w:szCs w:val="28"/>
-                <w:rtl/>
-              </w:rPr>
-              <w:t>סה"כ ₪</w:t>
-            </w:r>
-          </w:p>
-          <w:p>
-            <w:pPr>
-              <w:rPr>
-                <w:rFonts w:cs="David"/>
-                <w:b/>
-                <w:bCs/>
-                <w:sz w:val="28"/>
-                <w:szCs w:val="28"/>
-                <w:rtl/>
-              </w:rPr>
-            </w:pPr>
-          </w:p>
-        </w:tc>
-      </w:tr>
-      <w:tr>
-        <w:tc>
-          <w:tcPr>
-            <w:tcW w:w="911" w:type="dxa"/>
-          </w:tcPr>
-          <w:p>
-            <w:pPr>
-              <w:rPr>
-                <w:rFonts w:cs="David"/>
-                <w:b/>
-                <w:bCs/>
-                <w:sz w:val="28"/>
-                <w:szCs w:val="28"/>
-                <w:rtl/>
-              </w:rPr>
-            </w:pPr>
-            <w:r>
-              <w:rPr>
-                <w:rFonts w:cs="David" w:hint="cs"/>
-                <w:b/>
-                <w:bCs/>
-                <w:sz w:val="28"/>
-                <w:szCs w:val="28"/>
-                <w:rtl/>
-              </w:rPr>
-              <w:t xml:space="preserve">{#items}{lineNumber}</w:t>
-            </w:r>
-          </w:p>
-        </w:tc>
-        <w:tc>
-          <w:tcPr>
-            <w:tcW w:w="911" w:type="dxa"/>
-          </w:tcPr>
-          <w:p>
-            <w:pPr>
-              <w:rPr>
-                <w:rFonts w:cs="David"/>
-                <w:b/>
-                <w:bCs/>
-                <w:sz w:val="28"/>
-                <w:szCs w:val="28"/>
-                <w:rtl/>
-              </w:rPr>
-            </w:pPr>
-            <w:r>
-              <w:rPr>
-                <w:rFonts w:cs="David" w:hint="cs"/>
-                <w:b/>
-                <w:bCs/>
-                <w:sz w:val="28"/>
-                <w:szCs w:val="28"/>
-                <w:rtl/>
-              </w:rPr>
-              <w:t xml:space="preserve">{itemCode}</w:t>
-            </w:r>
-          </w:p>
-        </w:tc>
-        <w:tc>
-          <w:tcPr>
-            <w:tcW w:w="3142" w:type="dxa"/>
-          </w:tcPr>
-          <w:p>
-            <w:pPr>
-              <w:rPr>
-                <w:rFonts w:cs="David"/>
-                <w:b/>
-                <w:bCs/>
-                <w:sz w:val="28"/>
-                <w:szCs w:val="28"/>
-                <w:rtl/>
-              </w:rPr>
-            </w:pPr>
-            <w:r>
-              <w:rPr>
-                <w:rFonts w:cs="David" w:hint="cs"/>
-                <w:b/>
-                <w:bCs/>
-                <w:sz w:val="28"/>
-                <w:szCs w:val="28"/>
-                <w:rtl/>
-              </w:rPr>
-              <w:t xml:space="preserve">{description}</w:t>
-            </w:r>
-          </w:p>
-        </w:tc>
-        <w:tc>
-          <w:tcPr>
-            <w:tcW w:w="851" w:type="dxa"/>
-          </w:tcPr>
-          <w:p>
-            <w:pPr>
-              <w:rPr>
-                <w:rFonts w:cs="David"/>
-                <w:b/>
-                <w:bCs/>
-                <w:sz w:val="28"/>
-                <w:szCs w:val="28"/>
-                <w:rtl/>
-              </w:rPr>
-            </w:pPr>
-            <w:r>
-              <w:rPr>
-                <w:rFonts w:cs="David" w:hint="cs"/>
-                <w:b/>
-                <w:bCs/>
-                <w:sz w:val="28"/>
-                <w:szCs w:val="28"/>
-                <w:rtl/>
-              </w:rPr>
-              <w:t xml:space="preserve">{quantity}</w:t>
-            </w:r>
-          </w:p>
-        </w:tc>
-        <w:tc>
-          <w:tcPr>
-            <w:tcW w:w="1177" w:type="dxa"/>
-          </w:tcPr>
-          <w:p>
-            <w:pPr>
-              <w:rPr>
-                <w:rFonts w:cs="David"/>
-                <w:b/>
-                <w:bCs/>
-                <w:sz w:val="28"/>
-                <w:szCs w:val="28"/>
-                <w:rtl/>
-              </w:rPr>
-            </w:pPr>
-            <w:r>
-              <w:rPr>
-                <w:rFonts w:cs="David" w:hint="cs"/>
-                <w:b/>
-                <w:bCs/>
-                <w:sz w:val="28"/>
-                <w:szCs w:val="28"/>
-                <w:rtl/>
-              </w:rPr>
-              <w:t xml:space="preserve">{unitPrice}</w:t>
-            </w:r>
-          </w:p>
-        </w:tc>
-        <w:tc>
-          <w:tcPr>
-            <w:tcW w:w="1764" w:type="dxa"/>
-          </w:tcPr>
-          <w:p>
-            <w:pPr>
-              <w:rPr>
-                <w:rFonts w:cs="David" w:hint="cs"/>
-                <w:b/>
-                <w:bCs/>
-                <w:sz w:val="28"/>
-                <w:szCs w:val="28"/>
-                <w:rtl/>
-              </w:rPr>
-            </w:pPr>
-            <w:r>
-              <w:rPr>
-                <w:rFonts w:cs="David" w:hint="cs"/>
-                <w:b/>
-                <w:bCs/>
-                <w:sz w:val="28"/>
-                <w:szCs w:val="28"/>
-                <w:rtl/>
-              </w:rPr>
-              <w:t xml:space="preserve">{lineTotal}{/items}</w:t>
-            </w:r>
-          </w:p>
-        </w:tc>
-      </w:tr>
-    </w:tbl>
-    <w:p>
-      <w:pPr>
-        <w:rPr>
-          <w:vanish/>
-        </w:rPr>
-      </w:pPr>
-    </w:p>
-    <w:tbl>
-      <w:tblPr>
-        <w:tblpPr w:leftFromText="180" w:rightFromText="180" w:vertAnchor="text" w:horzAnchor="page" w:tblpX="2434" w:tblpY="249"/>
-        <w:bidiVisual/>
-        <w:tblW w:w="0" w:type="auto"/>
-        <w:tblBorders>
-          <w:top w:val="single" w:sz="4" w:space="0" w:color="auto"/>
-          <w:left w:val="single" w:sz="4" w:space="0" w:color="auto"/>
-          <w:bottom w:val="single" w:sz="4" w:space="0" w:color="auto"/>
-          <w:right w:val="single" w:sz="4" w:space="0" w:color="auto"/>
-          <w:insideH w:val="single" w:sz="4" w:space="0" w:color="auto"/>
-          <w:insideV w:val="single" w:sz="4" w:space="0" w:color="auto"/>
-        </w:tblBorders>
-        <w:tblLook w:val="04A0" w:firstRow="1" w:lastRow="0" w:firstColumn="1" w:lastColumn="0" w:noHBand="0" w:noVBand="1"/>
-      </w:tblPr>
-      <w:tblGrid>
-        <w:gridCol w:w="1764"/>
-        <w:gridCol w:w="1764"/>
-      </w:tblGrid>
-      <w:tr>
-        <w:tc>
-          <w:tcPr>
-            <w:tcW w:w="1764" w:type="dxa"/>
-          </w:tcPr>
-          <w:p>
-            <w:pPr>
-              <w:rPr>
-                <w:rFonts w:cs="David"/>
-                <w:b/>
-                <w:bCs/>
-                <w:sz w:val="28"/>
-                <w:szCs w:val="28"/>
-                <w:rtl/>
-              </w:rPr>
-            </w:pPr>
-            <w:r>
-              <w:rPr>
-                <w:rFonts w:cs="David" w:hint="cs"/>
-                <w:b/>
-                <w:bCs/>
-                <w:sz w:val="28"/>
-                <w:szCs w:val="28"/>
-                <w:rtl/>
-              </w:rPr>
-              <w:t>סה"כ</w:t>
-            </w:r>
-          </w:p>
-        </w:tc>
-        <w:tc>
-          <w:tcPr>
-            <w:tcW w:w="1764" w:type="dxa"/>
-          </w:tcPr>
-          <w:p>
-            <w:pPr>
-              <w:rPr>
-                <w:rFonts w:cs="David"/>
-                <w:b/>
-                <w:bCs/>
-                <w:sz w:val="28"/>
-                <w:szCs w:val="28"/>
-                <w:rtl/>
-              </w:rPr>
-            </w:pPr>
-            <w:r>
-              <w:rPr>
-                <w:rFonts w:cs="David" w:hint="cs"/>
-                <w:b/>
-                <w:bCs/>
-                <w:sz w:val="28"/>
-                <w:szCs w:val="28"/>
-                <w:rtl/>
-              </w:rPr>
-              <w:t xml:space="preserve">{subtotalAfterDiscount}</w:t>
-            </w:r>
-          </w:p>
-        </w:tc>
-      </w:tr>
-      <w:tr>
-        <w:tc>
-          <w:tcPr>
-            <w:tcW w:w="1764" w:type="dxa"/>
-          </w:tcPr>
-          <w:p>
-            <w:pPr>
-              <w:rPr>
-                <w:rFonts w:cs="David"/>
-                <w:b/>
-                <w:bCs/>
-                <w:sz w:val="28"/>
-                <w:szCs w:val="28"/>
-                <w:rtl/>
-              </w:rPr>
-            </w:pPr>
-            <w:r>
-              <w:rPr>
-                <w:rFonts w:cs="David" w:hint="cs"/>
-                <w:b/>
-                <w:bCs/>
-                <w:sz w:val="28"/>
-                <w:szCs w:val="28"/>
-                <w:rtl/>
-              </w:rPr>
-              <w:t>מע"מ 1</w:t>
-            </w:r>
-            <w:r>
-              <w:rPr>
-                <w:rFonts w:cs="David" w:hint="cs"/>
-                <w:b/>
-                <w:bCs/>
-                <w:sz w:val="28"/>
-                <w:szCs w:val="28"/>
-                <w:rtl/>
-              </w:rPr>
-              <w:t>8</w:t>
-            </w:r>
-            <w:r>
-              <w:rPr>
-                <w:rFonts w:cs="David" w:hint="cs"/>
-                <w:b/>
-                <w:bCs/>
-                <w:sz w:val="28"/>
-                <w:szCs w:val="28"/>
-                <w:rtl/>
-              </w:rPr>
-              <w:t>%</w:t>
-            </w:r>
-          </w:p>
-        </w:tc>
-        <w:tc>
-          <w:tcPr>
-            <w:tcW w:w="1764" w:type="dxa"/>
-          </w:tcPr>
-          <w:p>
-            <w:pPr>
-              <w:rPr>
-                <w:rFonts w:cs="David"/>
-                <w:b/>
-                <w:bCs/>
-                <w:sz w:val="28"/>
-                <w:szCs w:val="28"/>
-                <w:rtl/>
-              </w:rPr>
-            </w:pPr>
-            <w:r>
-              <w:rPr>
-                <w:rFonts w:cs="David" w:hint="cs"/>
-                <w:b/>
-                <w:bCs/>
-                <w:sz w:val="28"/>
-                <w:szCs w:val="28"/>
-                <w:rtl/>
-              </w:rPr>
-              <w:t xml:space="preserve">{vatAmount}</w:t>
-            </w:r>
-          </w:p>
-        </w:tc>
-      </w:tr>
-      <w:tr>
-        <w:tc>
-          <w:tcPr>
-            <w:tcW w:w="1764" w:type="dxa"/>
-          </w:tcPr>
-          <w:p>
-            <w:pPr>
-              <w:rPr>
-                <w:rFonts w:cs="David"/>
-                <w:b/>
-                <w:bCs/>
-                <w:sz w:val="28"/>
-                <w:szCs w:val="28"/>
-                <w:rtl/>
-              </w:rPr>
-            </w:pPr>
-            <w:r>
-              <w:rPr>
-                <w:rFonts w:cs="David" w:hint="cs"/>
-                <w:b/>
-                <w:bCs/>
-                <w:sz w:val="28"/>
-                <w:szCs w:val="28"/>
-                <w:rtl/>
-              </w:rPr>
-              <w:t xml:space="preserve">סה"כ לתשלום </w:t>
-            </w:r>
-          </w:p>
-        </w:tc>
-        <w:tc>
-          <w:tcPr>
-            <w:tcW w:w="1764" w:type="dxa"/>
-          </w:tcPr>
-          <w:p>
-            <w:pPr>
-              <w:rPr>
-                <w:rFonts w:cs="David"/>
-                <w:b/>
-                <w:bCs/>
-                <w:sz w:val="28"/>
-                <w:szCs w:val="28"/>
-                <w:rtl/>
-              </w:rPr>
-            </w:pPr>
-            <w:r>
-              <w:rPr>
-                <w:rFonts w:cs="David" w:hint="cs"/>
-                <w:b/>
-                <w:bCs/>
-                <w:sz w:val="28"/>
-                <w:szCs w:val="28"/>
-                <w:rtl/>
-              </w:rPr>
-              <w:t xml:space="preserve">{totalAmount}</w:t>
-            </w:r>
-          </w:p>
-        </w:tc>
-      </w:tr>
-    </w:tbl>
-    <w:p>
-      <w:pPr>
-        <w:rPr>
-          <w:vanish/>
-        </w:rPr>
-      </w:pPr>
-      <w:r>
-        <w:rPr>
-          <w:vanish/>
-        </w:rPr>
-        <w:t xml:space="preserve">{/hasDiscount}</w:t>
-      </w:r>
-    </w:p>
     <w:p>
       <w:pPr>
         <w:rPr>

--- a/apps/api/templates/example.docx
+++ b/apps/api/templates/example.docx
@@ -3477,51 +3477,6 @@
     <w:p>
       <w:pPr>
         <w:rPr>
-          <w:rFonts w:cs="David" w:hint="cs"/>
-          <w:b/>
-          <w:bCs/>
-          <w:sz w:val="28"/>
-          <w:szCs w:val="28"/>
-          <w:u w:val="single"/>
-          <w:rtl/>
-        </w:rPr>
-      </w:pPr>
-      <w:r>
-        <w:rPr>
-          <w:rFonts w:cs="David" w:hint="cs"/>
-          <w:b/>
-          <w:bCs/>
-          <w:sz w:val="28"/>
-          <w:szCs w:val="28"/>
-          <w:u w:val="single"/>
-          <w:rtl/>
-        </w:rPr>
-        <w:t>אישור ההצעה</w:t>
-      </w:r>
-      <w:r>
-        <w:rPr>
-          <w:rFonts w:cs="David" w:hint="cs"/>
-          <w:b/>
-          <w:bCs/>
-          <w:sz w:val="28"/>
-          <w:szCs w:val="28"/>
-          <w:rtl/>
-        </w:rPr>
-        <w:t xml:space="preserve">: </w:t>
-      </w:r>
-      <w:r>
-        <w:rPr>
-          <w:rFonts w:cs="David" w:hint="cs"/>
-          <w:sz w:val="28"/>
-          <w:szCs w:val="28"/>
-          <w:rtl/>
-        </w:rPr>
-        <w:t xml:space="preserve">נא לשלוח את ההצעה חתומה לפקס 09-7724446 ואנו נחזור לתאם הגעה בהקדם. </w:t>
-      </w:r>
-    </w:p>
-    <w:p>
-      <w:pPr>
-        <w:rPr>
           <w:rFonts w:cs="David"/>
           <w:b/>
           <w:bCs/>
@@ -3544,27 +3499,6 @@
           <w:rtl/>
         </w:rPr>
       </w:pPr>
-    </w:p>
-    <w:p>
-      <w:pPr>
-        <w:ind w:left="720"/>
-        <w:jc w:val="both"/>
-        <w:rPr>
-          <w:rFonts w:ascii="Arial" w:hAnsi="Arial" w:cs="Arial"/>
-          <w:sz w:val="28"/>
-          <w:szCs w:val="28"/>
-          <w:rtl/>
-        </w:rPr>
-      </w:pPr>
-      <w:r>
-        <w:rPr>
-          <w:rFonts w:cs="David" w:hint="cs"/>
-          <w:sz w:val="28"/>
-          <w:szCs w:val="28"/>
-          <w:rtl/>
-        </w:rPr>
-        <w:t>לתיאום הגעה, נא לחתום ולשלוח לפקס 09-7724446. תודה.</w:t>
-      </w:r>
     </w:p>
     <w:p>
       <w:pPr>
